--- a/fuentes/CFA1_66210001_DU.docx
+++ b/fuentes/CFA1_66210001_DU.docx
@@ -1,6 +1,6 @@
 
 <file path=word/document.xml><?xml version="1.0" encoding="utf-8"?>
-<w:document xmlns:wpc="http://schemas.microsoft.com/office/word/2010/wordprocessingCanvas" xmlns:cx="http://schemas.microsoft.com/office/drawing/2014/chartex" xmlns:cx1="http://schemas.microsoft.com/office/drawing/2015/9/8/chartex" xmlns:cx2="http://schemas.microsoft.com/office/drawing/2015/10/21/chartex" xmlns:cx3="http://schemas.microsoft.com/office/drawing/2016/5/9/chartex" xmlns:cx4="http://schemas.microsoft.com/office/drawing/2016/5/10/chartex" xmlns:cx5="http://schemas.microsoft.com/office/drawing/2016/5/11/chartex" xmlns:cx6="http://schemas.microsoft.com/office/drawing/2016/5/12/chartex" xmlns:cx7="http://schemas.microsoft.com/office/drawing/2016/5/13/chartex" xmlns:cx8="http://schemas.microsoft.com/office/drawing/2016/5/14/chartex" xmlns:mc="http://schemas.openxmlformats.org/markup-compatibility/2006" xmlns:aink="http://schemas.microsoft.com/office/drawing/2016/ink" xmlns:am3d="http://schemas.microsoft.com/office/drawing/2017/model3d" xmlns:o="urn:schemas-microsoft-com:office:office" xmlns:r="http://schemas.openxmlformats.org/officeDocument/2006/relationships" xmlns:m="http://schemas.openxmlformats.org/officeDocument/2006/math" xmlns:v="urn:schemas-microsoft-com:vml" xmlns:wp14="http://schemas.microsoft.com/office/word/2010/wordprocessingDrawing" xmlns:wp="http://schemas.openxmlformats.org/drawingml/2006/wordprocessingDrawing" xmlns:w10="urn:schemas-microsoft-com:office:word" xmlns:w="http://schemas.openxmlformats.org/wordprocessingml/2006/main" xmlns:w14="http://schemas.microsoft.com/office/word/2010/wordml" xmlns:w15="http://schemas.microsoft.com/office/word/2012/wordml" xmlns:w16cex="http://schemas.microsoft.com/office/word/2018/wordml/cex" xmlns:w16cid="http://schemas.microsoft.com/office/word/2016/wordml/cid" xmlns:w16="http://schemas.microsoft.com/office/word/2018/wordml" xmlns:w16sdtdh="http://schemas.microsoft.com/office/word/2020/wordml/sdtdatahash" xmlns:w16se="http://schemas.microsoft.com/office/word/2015/wordml/symex" xmlns:wpg="http://schemas.microsoft.com/office/word/2010/wordprocessingGroup" xmlns:wpi="http://schemas.microsoft.com/office/word/2010/wordprocessingInk" xmlns:wne="http://schemas.microsoft.com/office/word/2006/wordml" xmlns:wps="http://schemas.microsoft.com/office/word/2010/wordprocessingShape" mc:Ignorable="w14 w15 w16se w16cid w16 w16cex w16sdtdh wp14">
+<w:document xmlns:wpc="http://schemas.microsoft.com/office/word/2010/wordprocessingCanvas" xmlns:cx="http://schemas.microsoft.com/office/drawing/2014/chartex" xmlns:cx1="http://schemas.microsoft.com/office/drawing/2015/9/8/chartex" xmlns:cx2="http://schemas.microsoft.com/office/drawing/2015/10/21/chartex" xmlns:cx3="http://schemas.microsoft.com/office/drawing/2016/5/9/chartex" xmlns:cx4="http://schemas.microsoft.com/office/drawing/2016/5/10/chartex" xmlns:cx5="http://schemas.microsoft.com/office/drawing/2016/5/11/chartex" xmlns:cx6="http://schemas.microsoft.com/office/drawing/2016/5/12/chartex" xmlns:cx7="http://schemas.microsoft.com/office/drawing/2016/5/13/chartex" xmlns:cx8="http://schemas.microsoft.com/office/drawing/2016/5/14/chartex" xmlns:mc="http://schemas.openxmlformats.org/markup-compatibility/2006" xmlns:aink="http://schemas.microsoft.com/office/drawing/2016/ink" xmlns:am3d="http://schemas.microsoft.com/office/drawing/2017/model3d" xmlns:o="urn:schemas-microsoft-com:office:office" xmlns:oel="http://schemas.microsoft.com/office/2019/extlst" xmlns:r="http://schemas.openxmlformats.org/officeDocument/2006/relationships" xmlns:m="http://schemas.openxmlformats.org/officeDocument/2006/math" xmlns:v="urn:schemas-microsoft-com:vml" xmlns:wp14="http://schemas.microsoft.com/office/word/2010/wordprocessingDrawing" xmlns:wp="http://schemas.openxmlformats.org/drawingml/2006/wordprocessingDrawing" xmlns:w10="urn:schemas-microsoft-com:office:word" xmlns:w="http://schemas.openxmlformats.org/wordprocessingml/2006/main" xmlns:w14="http://schemas.microsoft.com/office/word/2010/wordml" xmlns:w15="http://schemas.microsoft.com/office/word/2012/wordml" xmlns:w16cex="http://schemas.microsoft.com/office/word/2018/wordml/cex" xmlns:w16cid="http://schemas.microsoft.com/office/word/2016/wordml/cid" xmlns:w16="http://schemas.microsoft.com/office/word/2018/wordml" xmlns:w16du="http://schemas.microsoft.com/office/word/2023/wordml/word16du" xmlns:w16sdtdh="http://schemas.microsoft.com/office/word/2020/wordml/sdtdatahash" xmlns:w16sdtfl="http://schemas.microsoft.com/office/word/2024/wordml/sdtformatlock" xmlns:w16se="http://schemas.microsoft.com/office/word/2015/wordml/symex" xmlns:wpg="http://schemas.microsoft.com/office/word/2010/wordprocessingGroup" xmlns:wpi="http://schemas.microsoft.com/office/word/2010/wordprocessingInk" xmlns:wne="http://schemas.microsoft.com/office/word/2006/wordml" xmlns:wps="http://schemas.microsoft.com/office/word/2010/wordprocessingShape" mc:Ignorable="w14 w15 w16se w16cid w16 w16cex w16sdtdh w16sdtfl w16du wp14">
   <w:body>
     <w:p>
       <w:pPr>
@@ -259,7 +259,7 @@
               </wp:anchor>
             </w:drawing>
           </mc:Choice>
-          <mc:Fallback xmlns:w16sdtfl="http://schemas.microsoft.com/office/word/2024/wordml/sdtformatlock" xmlns:w16du="http://schemas.microsoft.com/office/word/2023/wordml/word16du" xmlns:oel="http://schemas.microsoft.com/office/2019/extlst">
+          <mc:Fallback>
             <w:pict>
               <v:shapetype w14:anchorId="2E2DABF6" id="_x0000_t202" coordsize="21600,21600" o:spt="202" path="m,l,21600r21600,l21600,xe">
                 <v:stroke joinstyle="miter"/>
@@ -406,7 +406,7 @@
               </wp:anchor>
             </w:drawing>
           </mc:Choice>
-          <mc:Fallback xmlns:w16sdtfl="http://schemas.microsoft.com/office/word/2024/wordml/sdtformatlock" xmlns:w16du="http://schemas.microsoft.com/office/word/2023/wordml/word16du" xmlns:oel="http://schemas.microsoft.com/office/2019/extlst">
+          <mc:Fallback>
             <w:pict>
               <v:rect w14:anchorId="7F17B9E1" id="Rectángulo 3" o:spid="_x0000_s1026" alt="&quot;&quot;" style="position:absolute;margin-left:0;margin-top:29.75pt;width:616.85pt;height:160.8pt;z-index:-251655168;visibility:visible;mso-wrap-style:square;mso-width-percent:0;mso-height-percent:0;mso-wrap-distance-left:9pt;mso-wrap-distance-top:0;mso-wrap-distance-right:9pt;mso-wrap-distance-bottom:0;mso-position-horizontal:left;mso-position-horizontal-relative:page;mso-position-vertical:absolute;mso-position-vertical-relative:text;mso-width-percent:0;mso-height-percent:0;mso-width-relative:margin;mso-height-relative:margin;v-text-anchor:middle" o:gfxdata="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" fillcolor="#00314d" stroked="f" strokeweight="1pt">
                 <w10:wrap anchorx="page"/>
@@ -3129,7 +3129,7 @@
           <w:noProof/>
         </w:rPr>
         <w:drawing>
-          <wp:inline distT="0" distB="0" distL="0" distR="0" wp14:anchorId="14F927F9" wp14:editId="30A14563">
+          <wp:inline distT="0" distB="0" distL="0" distR="0" wp14:anchorId="14F927F9" wp14:editId="777C3C9C">
             <wp:extent cx="4694115" cy="2640440"/>
             <wp:effectExtent l="0" t="0" r="0" b="7620"/>
             <wp:docPr id="64987292" name="Imagen 4">
@@ -13057,7 +13057,7 @@
               <w:rPr>
                 <w:rFonts w:eastAsiaTheme="minorEastAsia"/>
               </w:rPr>
-              <w:t>Dirección General</w:t>
+              <w:t>Centro Agroturístico - Regional Santander</w:t>
             </w:r>
           </w:p>
         </w:tc>
@@ -13641,7 +13641,7 @@
 </file>
 
 <file path=word/endnotes.xml><?xml version="1.0" encoding="utf-8"?>
-<w:endnotes xmlns:wpc="http://schemas.microsoft.com/office/word/2010/wordprocessingCanvas" xmlns:cx="http://schemas.microsoft.com/office/drawing/2014/chartex" xmlns:cx1="http://schemas.microsoft.com/office/drawing/2015/9/8/chartex" xmlns:cx2="http://schemas.microsoft.com/office/drawing/2015/10/21/chartex" xmlns:cx3="http://schemas.microsoft.com/office/drawing/2016/5/9/chartex" xmlns:cx4="http://schemas.microsoft.com/office/drawing/2016/5/10/chartex" xmlns:cx5="http://schemas.microsoft.com/office/drawing/2016/5/11/chartex" xmlns:cx6="http://schemas.microsoft.com/office/drawing/2016/5/12/chartex" xmlns:cx7="http://schemas.microsoft.com/office/drawing/2016/5/13/chartex" xmlns:cx8="http://schemas.microsoft.com/office/drawing/2016/5/14/chartex" xmlns:mc="http://schemas.openxmlformats.org/markup-compatibility/2006" xmlns:aink="http://schemas.microsoft.com/office/drawing/2016/ink" xmlns:am3d="http://schemas.microsoft.com/office/drawing/2017/model3d" xmlns:o="urn:schemas-microsoft-com:office:office" xmlns:r="http://schemas.openxmlformats.org/officeDocument/2006/relationships" xmlns:m="http://schemas.openxmlformats.org/officeDocument/2006/math" xmlns:v="urn:schemas-microsoft-com:vml" xmlns:wp14="http://schemas.microsoft.com/office/word/2010/wordprocessingDrawing" xmlns:wp="http://schemas.openxmlformats.org/drawingml/2006/wordprocessingDrawing" xmlns:w10="urn:schemas-microsoft-com:office:word" xmlns:w="http://schemas.openxmlformats.org/wordprocessingml/2006/main" xmlns:w14="http://schemas.microsoft.com/office/word/2010/wordml" xmlns:w15="http://schemas.microsoft.com/office/word/2012/wordml" xmlns:w16cex="http://schemas.microsoft.com/office/word/2018/wordml/cex" xmlns:w16cid="http://schemas.microsoft.com/office/word/2016/wordml/cid" xmlns:w16="http://schemas.microsoft.com/office/word/2018/wordml" xmlns:w16sdtdh="http://schemas.microsoft.com/office/word/2020/wordml/sdtdatahash" xmlns:w16se="http://schemas.microsoft.com/office/word/2015/wordml/symex" xmlns:wpg="http://schemas.microsoft.com/office/word/2010/wordprocessingGroup" xmlns:wpi="http://schemas.microsoft.com/office/word/2010/wordprocessingInk" xmlns:wne="http://schemas.microsoft.com/office/word/2006/wordml" xmlns:wps="http://schemas.microsoft.com/office/word/2010/wordprocessingShape" mc:Ignorable="w14 w15 w16se w16cid w16 w16cex w16sdtdh wp14">
+<w:endnotes xmlns:wpc="http://schemas.microsoft.com/office/word/2010/wordprocessingCanvas" xmlns:cx="http://schemas.microsoft.com/office/drawing/2014/chartex" xmlns:cx1="http://schemas.microsoft.com/office/drawing/2015/9/8/chartex" xmlns:cx2="http://schemas.microsoft.com/office/drawing/2015/10/21/chartex" xmlns:cx3="http://schemas.microsoft.com/office/drawing/2016/5/9/chartex" xmlns:cx4="http://schemas.microsoft.com/office/drawing/2016/5/10/chartex" xmlns:cx5="http://schemas.microsoft.com/office/drawing/2016/5/11/chartex" xmlns:cx6="http://schemas.microsoft.com/office/drawing/2016/5/12/chartex" xmlns:cx7="http://schemas.microsoft.com/office/drawing/2016/5/13/chartex" xmlns:cx8="http://schemas.microsoft.com/office/drawing/2016/5/14/chartex" xmlns:mc="http://schemas.openxmlformats.org/markup-compatibility/2006" xmlns:aink="http://schemas.microsoft.com/office/drawing/2016/ink" xmlns:am3d="http://schemas.microsoft.com/office/drawing/2017/model3d" xmlns:o="urn:schemas-microsoft-com:office:office" xmlns:oel="http://schemas.microsoft.com/office/2019/extlst" xmlns:r="http://schemas.openxmlformats.org/officeDocument/2006/relationships" xmlns:m="http://schemas.openxmlformats.org/officeDocument/2006/math" xmlns:v="urn:schemas-microsoft-com:vml" xmlns:wp14="http://schemas.microsoft.com/office/word/2010/wordprocessingDrawing" xmlns:wp="http://schemas.openxmlformats.org/drawingml/2006/wordprocessingDrawing" xmlns:w10="urn:schemas-microsoft-com:office:word" xmlns:w="http://schemas.openxmlformats.org/wordprocessingml/2006/main" xmlns:w14="http://schemas.microsoft.com/office/word/2010/wordml" xmlns:w15="http://schemas.microsoft.com/office/word/2012/wordml" xmlns:w16cex="http://schemas.microsoft.com/office/word/2018/wordml/cex" xmlns:w16cid="http://schemas.microsoft.com/office/word/2016/wordml/cid" xmlns:w16="http://schemas.microsoft.com/office/word/2018/wordml" xmlns:w16du="http://schemas.microsoft.com/office/word/2023/wordml/word16du" xmlns:w16sdtdh="http://schemas.microsoft.com/office/word/2020/wordml/sdtdatahash" xmlns:w16sdtfl="http://schemas.microsoft.com/office/word/2024/wordml/sdtformatlock" xmlns:w16se="http://schemas.microsoft.com/office/word/2015/wordml/symex" xmlns:wpg="http://schemas.microsoft.com/office/word/2010/wordprocessingGroup" xmlns:wpi="http://schemas.microsoft.com/office/word/2010/wordprocessingInk" xmlns:wne="http://schemas.microsoft.com/office/word/2006/wordml" xmlns:wps="http://schemas.microsoft.com/office/word/2010/wordprocessingShape" mc:Ignorable="w14 w15 w16se w16cid w16 w16cex w16sdtdh w16sdtfl w16du wp14">
   <w:endnote w:type="separator" w:id="-1">
     <w:p>
       <w:pPr>
@@ -13666,7 +13666,7 @@
 </file>
 
 <file path=word/footer1.xml><?xml version="1.0" encoding="utf-8"?>
-<w:ftr xmlns:wpc="http://schemas.microsoft.com/office/word/2010/wordprocessingCanvas" xmlns:cx="http://schemas.microsoft.com/office/drawing/2014/chartex" xmlns:cx1="http://schemas.microsoft.com/office/drawing/2015/9/8/chartex" xmlns:cx2="http://schemas.microsoft.com/office/drawing/2015/10/21/chartex" xmlns:cx3="http://schemas.microsoft.com/office/drawing/2016/5/9/chartex" xmlns:cx4="http://schemas.microsoft.com/office/drawing/2016/5/10/chartex" xmlns:cx5="http://schemas.microsoft.com/office/drawing/2016/5/11/chartex" xmlns:cx6="http://schemas.microsoft.com/office/drawing/2016/5/12/chartex" xmlns:cx7="http://schemas.microsoft.com/office/drawing/2016/5/13/chartex" xmlns:cx8="http://schemas.microsoft.com/office/drawing/2016/5/14/chartex" xmlns:mc="http://schemas.openxmlformats.org/markup-compatibility/2006" xmlns:aink="http://schemas.microsoft.com/office/drawing/2016/ink" xmlns:am3d="http://schemas.microsoft.com/office/drawing/2017/model3d" xmlns:o="urn:schemas-microsoft-com:office:office" xmlns:r="http://schemas.openxmlformats.org/officeDocument/2006/relationships" xmlns:m="http://schemas.openxmlformats.org/officeDocument/2006/math" xmlns:v="urn:schemas-microsoft-com:vml" xmlns:wp14="http://schemas.microsoft.com/office/word/2010/wordprocessingDrawing" xmlns:wp="http://schemas.openxmlformats.org/drawingml/2006/wordprocessingDrawing" xmlns:w10="urn:schemas-microsoft-com:office:word" xmlns:w="http://schemas.openxmlformats.org/wordprocessingml/2006/main" xmlns:w14="http://schemas.microsoft.com/office/word/2010/wordml" xmlns:w15="http://schemas.microsoft.com/office/word/2012/wordml" xmlns:w16cex="http://schemas.microsoft.com/office/word/2018/wordml/cex" xmlns:w16cid="http://schemas.microsoft.com/office/word/2016/wordml/cid" xmlns:w16="http://schemas.microsoft.com/office/word/2018/wordml" xmlns:w16sdtdh="http://schemas.microsoft.com/office/word/2020/wordml/sdtdatahash" xmlns:w16se="http://schemas.microsoft.com/office/word/2015/wordml/symex" xmlns:wpg="http://schemas.microsoft.com/office/word/2010/wordprocessingGroup" xmlns:wpi="http://schemas.microsoft.com/office/word/2010/wordprocessingInk" xmlns:wne="http://schemas.microsoft.com/office/word/2006/wordml" xmlns:wps="http://schemas.microsoft.com/office/word/2010/wordprocessingShape" mc:Ignorable="w14 w15 w16se w16cid w16 w16cex w16sdtdh wp14">
+<w:ftr xmlns:wpc="http://schemas.microsoft.com/office/word/2010/wordprocessingCanvas" xmlns:cx="http://schemas.microsoft.com/office/drawing/2014/chartex" xmlns:cx1="http://schemas.microsoft.com/office/drawing/2015/9/8/chartex" xmlns:cx2="http://schemas.microsoft.com/office/drawing/2015/10/21/chartex" xmlns:cx3="http://schemas.microsoft.com/office/drawing/2016/5/9/chartex" xmlns:cx4="http://schemas.microsoft.com/office/drawing/2016/5/10/chartex" xmlns:cx5="http://schemas.microsoft.com/office/drawing/2016/5/11/chartex" xmlns:cx6="http://schemas.microsoft.com/office/drawing/2016/5/12/chartex" xmlns:cx7="http://schemas.microsoft.com/office/drawing/2016/5/13/chartex" xmlns:cx8="http://schemas.microsoft.com/office/drawing/2016/5/14/chartex" xmlns:mc="http://schemas.openxmlformats.org/markup-compatibility/2006" xmlns:aink="http://schemas.microsoft.com/office/drawing/2016/ink" xmlns:am3d="http://schemas.microsoft.com/office/drawing/2017/model3d" xmlns:o="urn:schemas-microsoft-com:office:office" xmlns:oel="http://schemas.microsoft.com/office/2019/extlst" xmlns:r="http://schemas.openxmlformats.org/officeDocument/2006/relationships" xmlns:m="http://schemas.openxmlformats.org/officeDocument/2006/math" xmlns:v="urn:schemas-microsoft-com:vml" xmlns:wp14="http://schemas.microsoft.com/office/word/2010/wordprocessingDrawing" xmlns:wp="http://schemas.openxmlformats.org/drawingml/2006/wordprocessingDrawing" xmlns:w10="urn:schemas-microsoft-com:office:word" xmlns:w="http://schemas.openxmlformats.org/wordprocessingml/2006/main" xmlns:w14="http://schemas.microsoft.com/office/word/2010/wordml" xmlns:w15="http://schemas.microsoft.com/office/word/2012/wordml" xmlns:w16cex="http://schemas.microsoft.com/office/word/2018/wordml/cex" xmlns:w16cid="http://schemas.microsoft.com/office/word/2016/wordml/cid" xmlns:w16="http://schemas.microsoft.com/office/word/2018/wordml" xmlns:w16du="http://schemas.microsoft.com/office/word/2023/wordml/word16du" xmlns:w16sdtdh="http://schemas.microsoft.com/office/word/2020/wordml/sdtdatahash" xmlns:w16sdtfl="http://schemas.microsoft.com/office/word/2024/wordml/sdtformatlock" xmlns:w16se="http://schemas.microsoft.com/office/word/2015/wordml/symex" xmlns:wpg="http://schemas.microsoft.com/office/word/2010/wordprocessingGroup" xmlns:wpi="http://schemas.microsoft.com/office/word/2010/wordprocessingInk" xmlns:wne="http://schemas.microsoft.com/office/word/2006/wordml" xmlns:wps="http://schemas.microsoft.com/office/word/2010/wordprocessingShape" mc:Ignorable="w14 w15 w16se w16cid w16 w16cex w16sdtdh w16sdtfl w16du wp14">
   <w:sdt>
     <w:sdtPr>
       <w:id w:val="-701017035"/>
@@ -13694,7 +13694,7 @@
 </file>
 
 <file path=word/footer2.xml><?xml version="1.0" encoding="utf-8"?>
-<w:ftr xmlns:wpc="http://schemas.microsoft.com/office/word/2010/wordprocessingCanvas" xmlns:cx="http://schemas.microsoft.com/office/drawing/2014/chartex" xmlns:cx1="http://schemas.microsoft.com/office/drawing/2015/9/8/chartex" xmlns:cx2="http://schemas.microsoft.com/office/drawing/2015/10/21/chartex" xmlns:cx3="http://schemas.microsoft.com/office/drawing/2016/5/9/chartex" xmlns:cx4="http://schemas.microsoft.com/office/drawing/2016/5/10/chartex" xmlns:cx5="http://schemas.microsoft.com/office/drawing/2016/5/11/chartex" xmlns:cx6="http://schemas.microsoft.com/office/drawing/2016/5/12/chartex" xmlns:cx7="http://schemas.microsoft.com/office/drawing/2016/5/13/chartex" xmlns:cx8="http://schemas.microsoft.com/office/drawing/2016/5/14/chartex" xmlns:mc="http://schemas.openxmlformats.org/markup-compatibility/2006" xmlns:aink="http://schemas.microsoft.com/office/drawing/2016/ink" xmlns:am3d="http://schemas.microsoft.com/office/drawing/2017/model3d" xmlns:o="urn:schemas-microsoft-com:office:office" xmlns:r="http://schemas.openxmlformats.org/officeDocument/2006/relationships" xmlns:m="http://schemas.openxmlformats.org/officeDocument/2006/math" xmlns:v="urn:schemas-microsoft-com:vml" xmlns:wp14="http://schemas.microsoft.com/office/word/2010/wordprocessingDrawing" xmlns:wp="http://schemas.openxmlformats.org/drawingml/2006/wordprocessingDrawing" xmlns:w10="urn:schemas-microsoft-com:office:word" xmlns:w="http://schemas.openxmlformats.org/wordprocessingml/2006/main" xmlns:w14="http://schemas.microsoft.com/office/word/2010/wordml" xmlns:w15="http://schemas.microsoft.com/office/word/2012/wordml" xmlns:w16cex="http://schemas.microsoft.com/office/word/2018/wordml/cex" xmlns:w16cid="http://schemas.microsoft.com/office/word/2016/wordml/cid" xmlns:w16="http://schemas.microsoft.com/office/word/2018/wordml" xmlns:w16sdtdh="http://schemas.microsoft.com/office/word/2020/wordml/sdtdatahash" xmlns:w16se="http://schemas.microsoft.com/office/word/2015/wordml/symex" xmlns:wpg="http://schemas.microsoft.com/office/word/2010/wordprocessingGroup" xmlns:wpi="http://schemas.microsoft.com/office/word/2010/wordprocessingInk" xmlns:wne="http://schemas.microsoft.com/office/word/2006/wordml" xmlns:wps="http://schemas.microsoft.com/office/word/2010/wordprocessingShape" mc:Ignorable="w14 w15 w16se w16cid w16 w16cex w16sdtdh wp14">
+<w:ftr xmlns:wpc="http://schemas.microsoft.com/office/word/2010/wordprocessingCanvas" xmlns:cx="http://schemas.microsoft.com/office/drawing/2014/chartex" xmlns:cx1="http://schemas.microsoft.com/office/drawing/2015/9/8/chartex" xmlns:cx2="http://schemas.microsoft.com/office/drawing/2015/10/21/chartex" xmlns:cx3="http://schemas.microsoft.com/office/drawing/2016/5/9/chartex" xmlns:cx4="http://schemas.microsoft.com/office/drawing/2016/5/10/chartex" xmlns:cx5="http://schemas.microsoft.com/office/drawing/2016/5/11/chartex" xmlns:cx6="http://schemas.microsoft.com/office/drawing/2016/5/12/chartex" xmlns:cx7="http://schemas.microsoft.com/office/drawing/2016/5/13/chartex" xmlns:cx8="http://schemas.microsoft.com/office/drawing/2016/5/14/chartex" xmlns:mc="http://schemas.openxmlformats.org/markup-compatibility/2006" xmlns:aink="http://schemas.microsoft.com/office/drawing/2016/ink" xmlns:am3d="http://schemas.microsoft.com/office/drawing/2017/model3d" xmlns:o="urn:schemas-microsoft-com:office:office" xmlns:oel="http://schemas.microsoft.com/office/2019/extlst" xmlns:r="http://schemas.openxmlformats.org/officeDocument/2006/relationships" xmlns:m="http://schemas.openxmlformats.org/officeDocument/2006/math" xmlns:v="urn:schemas-microsoft-com:vml" xmlns:wp14="http://schemas.microsoft.com/office/word/2010/wordprocessingDrawing" xmlns:wp="http://schemas.openxmlformats.org/drawingml/2006/wordprocessingDrawing" xmlns:w10="urn:schemas-microsoft-com:office:word" xmlns:w="http://schemas.openxmlformats.org/wordprocessingml/2006/main" xmlns:w14="http://schemas.microsoft.com/office/word/2010/wordml" xmlns:w15="http://schemas.microsoft.com/office/word/2012/wordml" xmlns:w16cex="http://schemas.microsoft.com/office/word/2018/wordml/cex" xmlns:w16cid="http://schemas.microsoft.com/office/word/2016/wordml/cid" xmlns:w16="http://schemas.microsoft.com/office/word/2018/wordml" xmlns:w16du="http://schemas.microsoft.com/office/word/2023/wordml/word16du" xmlns:w16sdtdh="http://schemas.microsoft.com/office/word/2020/wordml/sdtdatahash" xmlns:w16sdtfl="http://schemas.microsoft.com/office/word/2024/wordml/sdtformatlock" xmlns:w16se="http://schemas.microsoft.com/office/word/2015/wordml/symex" xmlns:wpg="http://schemas.microsoft.com/office/word/2010/wordprocessingGroup" xmlns:wpi="http://schemas.microsoft.com/office/word/2010/wordprocessingInk" xmlns:wne="http://schemas.microsoft.com/office/word/2006/wordml" xmlns:wps="http://schemas.microsoft.com/office/word/2010/wordprocessingShape" mc:Ignorable="w14 w15 w16se w16cid w16 w16cex w16sdtdh w16sdtfl w16du wp14">
   <w:sdt>
     <w:sdtPr>
       <w:id w:val="-1465197936"/>
@@ -13799,7 +13799,7 @@
                 </wp:anchor>
               </w:drawing>
             </mc:Choice>
-            <mc:Fallback xmlns:w16sdtfl="http://schemas.microsoft.com/office/word/2024/wordml/sdtformatlock" xmlns:w16du="http://schemas.microsoft.com/office/word/2023/wordml/word16du" xmlns:oel="http://schemas.microsoft.com/office/2019/extlst">
+            <mc:Fallback>
               <w:pict>
                 <v:shapetype w14:anchorId="797C42AF" id="_x0000_t202" coordsize="21600,21600" o:spt="202" path="m,l,21600r21600,l21600,xe">
                   <v:stroke joinstyle="miter"/>
@@ -13863,7 +13863,7 @@
 </file>
 
 <file path=word/footnotes.xml><?xml version="1.0" encoding="utf-8"?>
-<w:footnotes xmlns:wpc="http://schemas.microsoft.com/office/word/2010/wordprocessingCanvas" xmlns:cx="http://schemas.microsoft.com/office/drawing/2014/chartex" xmlns:cx1="http://schemas.microsoft.com/office/drawing/2015/9/8/chartex" xmlns:cx2="http://schemas.microsoft.com/office/drawing/2015/10/21/chartex" xmlns:cx3="http://schemas.microsoft.com/office/drawing/2016/5/9/chartex" xmlns:cx4="http://schemas.microsoft.com/office/drawing/2016/5/10/chartex" xmlns:cx5="http://schemas.microsoft.com/office/drawing/2016/5/11/chartex" xmlns:cx6="http://schemas.microsoft.com/office/drawing/2016/5/12/chartex" xmlns:cx7="http://schemas.microsoft.com/office/drawing/2016/5/13/chartex" xmlns:cx8="http://schemas.microsoft.com/office/drawing/2016/5/14/chartex" xmlns:mc="http://schemas.openxmlformats.org/markup-compatibility/2006" xmlns:aink="http://schemas.microsoft.com/office/drawing/2016/ink" xmlns:am3d="http://schemas.microsoft.com/office/drawing/2017/model3d" xmlns:o="urn:schemas-microsoft-com:office:office" xmlns:r="http://schemas.openxmlformats.org/officeDocument/2006/relationships" xmlns:m="http://schemas.openxmlformats.org/officeDocument/2006/math" xmlns:v="urn:schemas-microsoft-com:vml" xmlns:wp14="http://schemas.microsoft.com/office/word/2010/wordprocessingDrawing" xmlns:wp="http://schemas.openxmlformats.org/drawingml/2006/wordprocessingDrawing" xmlns:w10="urn:schemas-microsoft-com:office:word" xmlns:w="http://schemas.openxmlformats.org/wordprocessingml/2006/main" xmlns:w14="http://schemas.microsoft.com/office/word/2010/wordml" xmlns:w15="http://schemas.microsoft.com/office/word/2012/wordml" xmlns:w16cex="http://schemas.microsoft.com/office/word/2018/wordml/cex" xmlns:w16cid="http://schemas.microsoft.com/office/word/2016/wordml/cid" xmlns:w16="http://schemas.microsoft.com/office/word/2018/wordml" xmlns:w16sdtdh="http://schemas.microsoft.com/office/word/2020/wordml/sdtdatahash" xmlns:w16se="http://schemas.microsoft.com/office/word/2015/wordml/symex" xmlns:wpg="http://schemas.microsoft.com/office/word/2010/wordprocessingGroup" xmlns:wpi="http://schemas.microsoft.com/office/word/2010/wordprocessingInk" xmlns:wne="http://schemas.microsoft.com/office/word/2006/wordml" xmlns:wps="http://schemas.microsoft.com/office/word/2010/wordprocessingShape" mc:Ignorable="w14 w15 w16se w16cid w16 w16cex w16sdtdh wp14">
+<w:footnotes xmlns:wpc="http://schemas.microsoft.com/office/word/2010/wordprocessingCanvas" xmlns:cx="http://schemas.microsoft.com/office/drawing/2014/chartex" xmlns:cx1="http://schemas.microsoft.com/office/drawing/2015/9/8/chartex" xmlns:cx2="http://schemas.microsoft.com/office/drawing/2015/10/21/chartex" xmlns:cx3="http://schemas.microsoft.com/office/drawing/2016/5/9/chartex" xmlns:cx4="http://schemas.microsoft.com/office/drawing/2016/5/10/chartex" xmlns:cx5="http://schemas.microsoft.com/office/drawing/2016/5/11/chartex" xmlns:cx6="http://schemas.microsoft.com/office/drawing/2016/5/12/chartex" xmlns:cx7="http://schemas.microsoft.com/office/drawing/2016/5/13/chartex" xmlns:cx8="http://schemas.microsoft.com/office/drawing/2016/5/14/chartex" xmlns:mc="http://schemas.openxmlformats.org/markup-compatibility/2006" xmlns:aink="http://schemas.microsoft.com/office/drawing/2016/ink" xmlns:am3d="http://schemas.microsoft.com/office/drawing/2017/model3d" xmlns:o="urn:schemas-microsoft-com:office:office" xmlns:oel="http://schemas.microsoft.com/office/2019/extlst" xmlns:r="http://schemas.openxmlformats.org/officeDocument/2006/relationships" xmlns:m="http://schemas.openxmlformats.org/officeDocument/2006/math" xmlns:v="urn:schemas-microsoft-com:vml" xmlns:wp14="http://schemas.microsoft.com/office/word/2010/wordprocessingDrawing" xmlns:wp="http://schemas.openxmlformats.org/drawingml/2006/wordprocessingDrawing" xmlns:w10="urn:schemas-microsoft-com:office:word" xmlns:w="http://schemas.openxmlformats.org/wordprocessingml/2006/main" xmlns:w14="http://schemas.microsoft.com/office/word/2010/wordml" xmlns:w15="http://schemas.microsoft.com/office/word/2012/wordml" xmlns:w16cex="http://schemas.microsoft.com/office/word/2018/wordml/cex" xmlns:w16cid="http://schemas.microsoft.com/office/word/2016/wordml/cid" xmlns:w16="http://schemas.microsoft.com/office/word/2018/wordml" xmlns:w16du="http://schemas.microsoft.com/office/word/2023/wordml/word16du" xmlns:w16sdtdh="http://schemas.microsoft.com/office/word/2020/wordml/sdtdatahash" xmlns:w16sdtfl="http://schemas.microsoft.com/office/word/2024/wordml/sdtformatlock" xmlns:w16se="http://schemas.microsoft.com/office/word/2015/wordml/symex" xmlns:wpg="http://schemas.microsoft.com/office/word/2010/wordprocessingGroup" xmlns:wpi="http://schemas.microsoft.com/office/word/2010/wordprocessingInk" xmlns:wne="http://schemas.microsoft.com/office/word/2006/wordml" xmlns:wps="http://schemas.microsoft.com/office/word/2010/wordprocessingShape" mc:Ignorable="w14 w15 w16se w16cid w16 w16cex w16sdtdh w16sdtfl w16du wp14">
   <w:footnote w:type="separator" w:id="-1">
     <w:p>
       <w:pPr>
@@ -13888,7 +13888,7 @@
 </file>
 
 <file path=word/header1.xml><?xml version="1.0" encoding="utf-8"?>
-<w:hdr xmlns:wpc="http://schemas.microsoft.com/office/word/2010/wordprocessingCanvas" xmlns:cx="http://schemas.microsoft.com/office/drawing/2014/chartex" xmlns:cx1="http://schemas.microsoft.com/office/drawing/2015/9/8/chartex" xmlns:cx2="http://schemas.microsoft.com/office/drawing/2015/10/21/chartex" xmlns:cx3="http://schemas.microsoft.com/office/drawing/2016/5/9/chartex" xmlns:cx4="http://schemas.microsoft.com/office/drawing/2016/5/10/chartex" xmlns:cx5="http://schemas.microsoft.com/office/drawing/2016/5/11/chartex" xmlns:cx6="http://schemas.microsoft.com/office/drawing/2016/5/12/chartex" xmlns:cx7="http://schemas.microsoft.com/office/drawing/2016/5/13/chartex" xmlns:cx8="http://schemas.microsoft.com/office/drawing/2016/5/14/chartex" xmlns:mc="http://schemas.openxmlformats.org/markup-compatibility/2006" xmlns:aink="http://schemas.microsoft.com/office/drawing/2016/ink" xmlns:am3d="http://schemas.microsoft.com/office/drawing/2017/model3d" xmlns:o="urn:schemas-microsoft-com:office:office" xmlns:r="http://schemas.openxmlformats.org/officeDocument/2006/relationships" xmlns:m="http://schemas.openxmlformats.org/officeDocument/2006/math" xmlns:v="urn:schemas-microsoft-com:vml" xmlns:wp14="http://schemas.microsoft.com/office/word/2010/wordprocessingDrawing" xmlns:wp="http://schemas.openxmlformats.org/drawingml/2006/wordprocessingDrawing" xmlns:w10="urn:schemas-microsoft-com:office:word" xmlns:w="http://schemas.openxmlformats.org/wordprocessingml/2006/main" xmlns:w14="http://schemas.microsoft.com/office/word/2010/wordml" xmlns:w15="http://schemas.microsoft.com/office/word/2012/wordml" xmlns:w16cex="http://schemas.microsoft.com/office/word/2018/wordml/cex" xmlns:w16cid="http://schemas.microsoft.com/office/word/2016/wordml/cid" xmlns:w16="http://schemas.microsoft.com/office/word/2018/wordml" xmlns:w16sdtdh="http://schemas.microsoft.com/office/word/2020/wordml/sdtdatahash" xmlns:w16se="http://schemas.microsoft.com/office/word/2015/wordml/symex" xmlns:wpg="http://schemas.microsoft.com/office/word/2010/wordprocessingGroup" xmlns:wpi="http://schemas.microsoft.com/office/word/2010/wordprocessingInk" xmlns:wne="http://schemas.microsoft.com/office/word/2006/wordml" xmlns:wps="http://schemas.microsoft.com/office/word/2010/wordprocessingShape" mc:Ignorable="w14 w15 w16se w16cid w16 w16cex w16sdtdh wp14">
+<w:hdr xmlns:wpc="http://schemas.microsoft.com/office/word/2010/wordprocessingCanvas" xmlns:cx="http://schemas.microsoft.com/office/drawing/2014/chartex" xmlns:cx1="http://schemas.microsoft.com/office/drawing/2015/9/8/chartex" xmlns:cx2="http://schemas.microsoft.com/office/drawing/2015/10/21/chartex" xmlns:cx3="http://schemas.microsoft.com/office/drawing/2016/5/9/chartex" xmlns:cx4="http://schemas.microsoft.com/office/drawing/2016/5/10/chartex" xmlns:cx5="http://schemas.microsoft.com/office/drawing/2016/5/11/chartex" xmlns:cx6="http://schemas.microsoft.com/office/drawing/2016/5/12/chartex" xmlns:cx7="http://schemas.microsoft.com/office/drawing/2016/5/13/chartex" xmlns:cx8="http://schemas.microsoft.com/office/drawing/2016/5/14/chartex" xmlns:mc="http://schemas.openxmlformats.org/markup-compatibility/2006" xmlns:aink="http://schemas.microsoft.com/office/drawing/2016/ink" xmlns:am3d="http://schemas.microsoft.com/office/drawing/2017/model3d" xmlns:o="urn:schemas-microsoft-com:office:office" xmlns:oel="http://schemas.microsoft.com/office/2019/extlst" xmlns:r="http://schemas.openxmlformats.org/officeDocument/2006/relationships" xmlns:m="http://schemas.openxmlformats.org/officeDocument/2006/math" xmlns:v="urn:schemas-microsoft-com:vml" xmlns:wp14="http://schemas.microsoft.com/office/word/2010/wordprocessingDrawing" xmlns:wp="http://schemas.openxmlformats.org/drawingml/2006/wordprocessingDrawing" xmlns:w10="urn:schemas-microsoft-com:office:word" xmlns:w="http://schemas.openxmlformats.org/wordprocessingml/2006/main" xmlns:w14="http://schemas.microsoft.com/office/word/2010/wordml" xmlns:w15="http://schemas.microsoft.com/office/word/2012/wordml" xmlns:w16cex="http://schemas.microsoft.com/office/word/2018/wordml/cex" xmlns:w16cid="http://schemas.microsoft.com/office/word/2016/wordml/cid" xmlns:w16="http://schemas.microsoft.com/office/word/2018/wordml" xmlns:w16du="http://schemas.microsoft.com/office/word/2023/wordml/word16du" xmlns:w16sdtdh="http://schemas.microsoft.com/office/word/2020/wordml/sdtdatahash" xmlns:w16sdtfl="http://schemas.microsoft.com/office/word/2024/wordml/sdtformatlock" xmlns:w16se="http://schemas.microsoft.com/office/word/2015/wordml/symex" xmlns:wpg="http://schemas.microsoft.com/office/word/2010/wordprocessingGroup" xmlns:wpi="http://schemas.microsoft.com/office/word/2010/wordprocessingInk" xmlns:wne="http://schemas.microsoft.com/office/word/2006/wordml" xmlns:wps="http://schemas.microsoft.com/office/word/2010/wordprocessingShape" mc:Ignorable="w14 w15 w16se w16cid w16 w16cex w16sdtdh w16sdtfl w16du wp14">
   <w:p>
     <w:pPr>
       <w:pStyle w:val="Encabezado"/>
@@ -13973,7 +13973,7 @@
 </file>
 
 <file path=word/numbering.xml><?xml version="1.0" encoding="utf-8"?>
-<w:numbering xmlns:wpc="http://schemas.microsoft.com/office/word/2010/wordprocessingCanvas" xmlns:cx="http://schemas.microsoft.com/office/drawing/2014/chartex" xmlns:cx1="http://schemas.microsoft.com/office/drawing/2015/9/8/chartex" xmlns:cx2="http://schemas.microsoft.com/office/drawing/2015/10/21/chartex" xmlns:cx3="http://schemas.microsoft.com/office/drawing/2016/5/9/chartex" xmlns:cx4="http://schemas.microsoft.com/office/drawing/2016/5/10/chartex" xmlns:cx5="http://schemas.microsoft.com/office/drawing/2016/5/11/chartex" xmlns:cx6="http://schemas.microsoft.com/office/drawing/2016/5/12/chartex" xmlns:cx7="http://schemas.microsoft.com/office/drawing/2016/5/13/chartex" xmlns:cx8="http://schemas.microsoft.com/office/drawing/2016/5/14/chartex" xmlns:mc="http://schemas.openxmlformats.org/markup-compatibility/2006" xmlns:aink="http://schemas.microsoft.com/office/drawing/2016/ink" xmlns:am3d="http://schemas.microsoft.com/office/drawing/2017/model3d" xmlns:o="urn:schemas-microsoft-com:office:office" xmlns:r="http://schemas.openxmlformats.org/officeDocument/2006/relationships" xmlns:m="http://schemas.openxmlformats.org/officeDocument/2006/math" xmlns:v="urn:schemas-microsoft-com:vml" xmlns:wp14="http://schemas.microsoft.com/office/word/2010/wordprocessingDrawing" xmlns:wp="http://schemas.openxmlformats.org/drawingml/2006/wordprocessingDrawing" xmlns:w10="urn:schemas-microsoft-com:office:word" xmlns:w="http://schemas.openxmlformats.org/wordprocessingml/2006/main" xmlns:w14="http://schemas.microsoft.com/office/word/2010/wordml" xmlns:w15="http://schemas.microsoft.com/office/word/2012/wordml" xmlns:w16cex="http://schemas.microsoft.com/office/word/2018/wordml/cex" xmlns:w16cid="http://schemas.microsoft.com/office/word/2016/wordml/cid" xmlns:w16="http://schemas.microsoft.com/office/word/2018/wordml" xmlns:w16sdtdh="http://schemas.microsoft.com/office/word/2020/wordml/sdtdatahash" xmlns:w16se="http://schemas.microsoft.com/office/word/2015/wordml/symex" xmlns:wpg="http://schemas.microsoft.com/office/word/2010/wordprocessingGroup" xmlns:wpi="http://schemas.microsoft.com/office/word/2010/wordprocessingInk" xmlns:wne="http://schemas.microsoft.com/office/word/2006/wordml" xmlns:wps="http://schemas.microsoft.com/office/word/2010/wordprocessingShape" mc:Ignorable="w14 w15 w16se w16cid w16 w16cex w16sdtdh wp14">
+<w:numbering xmlns:wpc="http://schemas.microsoft.com/office/word/2010/wordprocessingCanvas" xmlns:cx="http://schemas.microsoft.com/office/drawing/2014/chartex" xmlns:cx1="http://schemas.microsoft.com/office/drawing/2015/9/8/chartex" xmlns:cx2="http://schemas.microsoft.com/office/drawing/2015/10/21/chartex" xmlns:cx3="http://schemas.microsoft.com/office/drawing/2016/5/9/chartex" xmlns:cx4="http://schemas.microsoft.com/office/drawing/2016/5/10/chartex" xmlns:cx5="http://schemas.microsoft.com/office/drawing/2016/5/11/chartex" xmlns:cx6="http://schemas.microsoft.com/office/drawing/2016/5/12/chartex" xmlns:cx7="http://schemas.microsoft.com/office/drawing/2016/5/13/chartex" xmlns:cx8="http://schemas.microsoft.com/office/drawing/2016/5/14/chartex" xmlns:mc="http://schemas.openxmlformats.org/markup-compatibility/2006" xmlns:aink="http://schemas.microsoft.com/office/drawing/2016/ink" xmlns:am3d="http://schemas.microsoft.com/office/drawing/2017/model3d" xmlns:o="urn:schemas-microsoft-com:office:office" xmlns:oel="http://schemas.microsoft.com/office/2019/extlst" xmlns:r="http://schemas.openxmlformats.org/officeDocument/2006/relationships" xmlns:m="http://schemas.openxmlformats.org/officeDocument/2006/math" xmlns:v="urn:schemas-microsoft-com:vml" xmlns:wp14="http://schemas.microsoft.com/office/word/2010/wordprocessingDrawing" xmlns:wp="http://schemas.openxmlformats.org/drawingml/2006/wordprocessingDrawing" xmlns:w10="urn:schemas-microsoft-com:office:word" xmlns:w="http://schemas.openxmlformats.org/wordprocessingml/2006/main" xmlns:w14="http://schemas.microsoft.com/office/word/2010/wordml" xmlns:w15="http://schemas.microsoft.com/office/word/2012/wordml" xmlns:w16cex="http://schemas.microsoft.com/office/word/2018/wordml/cex" xmlns:w16cid="http://schemas.microsoft.com/office/word/2016/wordml/cid" xmlns:w16="http://schemas.microsoft.com/office/word/2018/wordml" xmlns:w16du="http://schemas.microsoft.com/office/word/2023/wordml/word16du" xmlns:w16sdtdh="http://schemas.microsoft.com/office/word/2020/wordml/sdtdatahash" xmlns:w16sdtfl="http://schemas.microsoft.com/office/word/2024/wordml/sdtformatlock" xmlns:w16se="http://schemas.microsoft.com/office/word/2015/wordml/symex" xmlns:wpg="http://schemas.microsoft.com/office/word/2010/wordprocessingGroup" xmlns:wpi="http://schemas.microsoft.com/office/word/2010/wordprocessingInk" xmlns:wne="http://schemas.microsoft.com/office/word/2006/wordml" xmlns:wps="http://schemas.microsoft.com/office/word/2010/wordprocessingShape" mc:Ignorable="w14 w15 w16se w16cid w16 w16cex w16sdtdh w16sdtfl w16du wp14">
   <w:abstractNum w:abstractNumId="0" w15:restartNumberingAfterBreak="0">
     <w:nsid w:val="FFFFFF89"/>
     <w:multiLevelType w:val="singleLevel"/>
@@ -16464,76 +16464,76 @@
       </w:rPr>
     </w:lvl>
   </w:abstractNum>
-  <w:num w:numId="1">
+  <w:num w:numId="1" w16cid:durableId="1409692514">
     <w:abstractNumId w:val="0"/>
   </w:num>
-  <w:num w:numId="2">
+  <w:num w:numId="2" w16cid:durableId="1809979080">
     <w:abstractNumId w:val="6"/>
   </w:num>
-  <w:num w:numId="3">
+  <w:num w:numId="3" w16cid:durableId="558518464">
     <w:abstractNumId w:val="14"/>
   </w:num>
-  <w:num w:numId="4">
+  <w:num w:numId="4" w16cid:durableId="1864898496">
     <w:abstractNumId w:val="9"/>
   </w:num>
-  <w:num w:numId="5">
+  <w:num w:numId="5" w16cid:durableId="66539952">
     <w:abstractNumId w:val="16"/>
   </w:num>
-  <w:num w:numId="6">
+  <w:num w:numId="6" w16cid:durableId="1166018296">
     <w:abstractNumId w:val="19"/>
   </w:num>
-  <w:num w:numId="7">
+  <w:num w:numId="7" w16cid:durableId="1487934915">
     <w:abstractNumId w:val="13"/>
   </w:num>
-  <w:num w:numId="8">
+  <w:num w:numId="8" w16cid:durableId="1991784971">
     <w:abstractNumId w:val="23"/>
   </w:num>
-  <w:num w:numId="9">
+  <w:num w:numId="9" w16cid:durableId="1765955993">
     <w:abstractNumId w:val="3"/>
   </w:num>
-  <w:num w:numId="10">
+  <w:num w:numId="10" w16cid:durableId="688142650">
     <w:abstractNumId w:val="4"/>
   </w:num>
-  <w:num w:numId="11">
+  <w:num w:numId="11" w16cid:durableId="1327394771">
     <w:abstractNumId w:val="5"/>
   </w:num>
-  <w:num w:numId="12">
+  <w:num w:numId="12" w16cid:durableId="1882133668">
     <w:abstractNumId w:val="22"/>
   </w:num>
-  <w:num w:numId="13">
+  <w:num w:numId="13" w16cid:durableId="1075395159">
     <w:abstractNumId w:val="11"/>
   </w:num>
-  <w:num w:numId="14">
+  <w:num w:numId="14" w16cid:durableId="1843425039">
     <w:abstractNumId w:val="12"/>
   </w:num>
-  <w:num w:numId="15">
+  <w:num w:numId="15" w16cid:durableId="676467487">
     <w:abstractNumId w:val="18"/>
   </w:num>
-  <w:num w:numId="16">
+  <w:num w:numId="16" w16cid:durableId="240411594">
     <w:abstractNumId w:val="2"/>
   </w:num>
-  <w:num w:numId="17">
+  <w:num w:numId="17" w16cid:durableId="1055154720">
     <w:abstractNumId w:val="7"/>
   </w:num>
-  <w:num w:numId="18">
+  <w:num w:numId="18" w16cid:durableId="1970209999">
     <w:abstractNumId w:val="8"/>
   </w:num>
-  <w:num w:numId="19">
+  <w:num w:numId="19" w16cid:durableId="369307048">
     <w:abstractNumId w:val="21"/>
   </w:num>
-  <w:num w:numId="20">
+  <w:num w:numId="20" w16cid:durableId="10110152">
     <w:abstractNumId w:val="10"/>
   </w:num>
-  <w:num w:numId="21">
+  <w:num w:numId="21" w16cid:durableId="696546923">
     <w:abstractNumId w:val="1"/>
   </w:num>
-  <w:num w:numId="22">
+  <w:num w:numId="22" w16cid:durableId="1941796527">
     <w:abstractNumId w:val="15"/>
   </w:num>
-  <w:num w:numId="23">
+  <w:num w:numId="23" w16cid:durableId="78067488">
     <w:abstractNumId w:val="17"/>
   </w:num>
-  <w:num w:numId="24">
+  <w:num w:numId="24" w16cid:durableId="359933606">
     <w:abstractNumId w:val="20"/>
   </w:num>
   <w:numIdMacAtCleanup w:val="16"/>
@@ -16541,7 +16541,7 @@
 </file>
 
 <file path=word/styles.xml><?xml version="1.0" encoding="utf-8"?>
-<w:styles xmlns:mc="http://schemas.openxmlformats.org/markup-compatibility/2006" xmlns:r="http://schemas.openxmlformats.org/officeDocument/2006/relationships" xmlns:w="http://schemas.openxmlformats.org/wordprocessingml/2006/main" xmlns:w14="http://schemas.microsoft.com/office/word/2010/wordml" xmlns:w15="http://schemas.microsoft.com/office/word/2012/wordml" xmlns:w16cex="http://schemas.microsoft.com/office/word/2018/wordml/cex" xmlns:w16cid="http://schemas.microsoft.com/office/word/2016/wordml/cid" xmlns:w16="http://schemas.microsoft.com/office/word/2018/wordml" xmlns:w16sdtdh="http://schemas.microsoft.com/office/word/2020/wordml/sdtdatahash" xmlns:w16se="http://schemas.microsoft.com/office/word/2015/wordml/symex" mc:Ignorable="w14 w15 w16se w16cid w16 w16cex w16sdtdh">
+<w:styles xmlns:mc="http://schemas.openxmlformats.org/markup-compatibility/2006" xmlns:r="http://schemas.openxmlformats.org/officeDocument/2006/relationships" xmlns:w="http://schemas.openxmlformats.org/wordprocessingml/2006/main" xmlns:w14="http://schemas.microsoft.com/office/word/2010/wordml" xmlns:w15="http://schemas.microsoft.com/office/word/2012/wordml" xmlns:w16cex="http://schemas.microsoft.com/office/word/2018/wordml/cex" xmlns:w16cid="http://schemas.microsoft.com/office/word/2016/wordml/cid" xmlns:w16="http://schemas.microsoft.com/office/word/2018/wordml" xmlns:w16du="http://schemas.microsoft.com/office/word/2023/wordml/word16du" xmlns:w16sdtdh="http://schemas.microsoft.com/office/word/2020/wordml/sdtdatahash" xmlns:w16sdtfl="http://schemas.microsoft.com/office/word/2024/wordml/sdtformatlock" xmlns:w16se="http://schemas.microsoft.com/office/word/2015/wordml/symex" mc:Ignorable="w14 w15 w16se w16cid w16 w16cex w16sdtdh w16sdtfl w16du">
   <w:docDefaults>
     <w:rPrDefault>
       <w:rPr>
@@ -17916,7 +17916,7 @@
       <w14:ligatures w14:val="none"/>
     </w:rPr>
   </w:style>
-  <w:style w:type="character" w:styleId="Textoennegrita">
+  <w:style w:type="character" w:styleId="Fuerte">
     <w:name w:val="Strong"/>
     <w:basedOn w:val="Fuentedeprrafopredeter"/>
     <w:uiPriority w:val="22"/>
@@ -18237,10 +18237,6 @@
 </file>
 
 <file path=customXml/item1.xml><?xml version="1.0" encoding="utf-8"?>
-<b:Sources xmlns:b="http://schemas.openxmlformats.org/officeDocument/2006/bibliography" xmlns="http://schemas.openxmlformats.org/officeDocument/2006/bibliography" SelectedStyle="\APASixthEditionOfficeOnline.xsl" StyleName="APA" Version="6"/>
-</file>
-
-<file path=customXml/item2.xml><?xml version="1.0" encoding="utf-8"?>
 <?mso-contentType ?>
 <FormTemplates xmlns="http://schemas.microsoft.com/sharepoint/v3/contenttype/forms">
   <Display>DocumentLibraryForm</Display>
@@ -18249,28 +18245,46 @@
 </FormTemplates>
 </file>
 
+<file path=customXml/item2.xml><?xml version="1.0" encoding="utf-8"?>
+<b:Sources xmlns:b="http://schemas.openxmlformats.org/officeDocument/2006/bibliography" xmlns="http://schemas.openxmlformats.org/officeDocument/2006/bibliography" SelectedStyle="\APASixthEditionOfficeOnline.xsl" StyleName="APA" Version="6"/>
+</file>
+
 <file path=customXml/item3.xml><?xml version="1.0" encoding="utf-8"?>
-<ct:contentTypeSchema xmlns:ct="http://schemas.microsoft.com/office/2006/metadata/contentType" xmlns:ma="http://schemas.microsoft.com/office/2006/metadata/properties/metaAttributes" ct:_="" ma:_="" ma:contentTypeName="Documento" ma:contentTypeID="0x010100FC2B1768DD5A774EB396CCAB0DE361C1" ma:contentTypeVersion="12" ma:contentTypeDescription="Crear nuevo documento." ma:contentTypeScope="" ma:versionID="d4a546b22d2924edabf51241cf3422b8">
-  <xsd:schema xmlns:xsd="http://www.w3.org/2001/XMLSchema" xmlns:xs="http://www.w3.org/2001/XMLSchema" xmlns:p="http://schemas.microsoft.com/office/2006/metadata/properties" xmlns:ns2="a70d3c18-0869-45a1-9f75-4b4b8f0f32be" xmlns:ns3="adccf511-daff-4bcb-9072-914cedbf4c7e" targetNamespace="http://schemas.microsoft.com/office/2006/metadata/properties" ma:root="true" ma:fieldsID="e29002b2d9ca820e89c57fc59ec70c79" ns2:_="" ns3:_="">
-    <xsd:import namespace="a70d3c18-0869-45a1-9f75-4b4b8f0f32be"/>
-    <xsd:import namespace="adccf511-daff-4bcb-9072-914cedbf4c7e"/>
+<p:properties xmlns:p="http://schemas.microsoft.com/office/2006/metadata/properties" xmlns:xsi="http://www.w3.org/2001/XMLSchema-instance" xmlns:pc="http://schemas.microsoft.com/office/infopath/2007/PartnerControls">
+  <documentManagement>
+    <TaxCatchAll xmlns="13c90a0b-73bc-4dc0-be5f-28d77b615beb" xsi:nil="true"/>
+    <lcf76f155ced4ddcb4097134ff3c332f xmlns="13c93bba-48ce-428c-bfe5-88b42c19b028">
+      <Terms xmlns="http://schemas.microsoft.com/office/infopath/2007/PartnerControls"/>
+    </lcf76f155ced4ddcb4097134ff3c332f>
+  </documentManagement>
+</p:properties>
+</file>
+
+<file path=customXml/item4.xml><?xml version="1.0" encoding="utf-8"?>
+<ct:contentTypeSchema xmlns:ct="http://schemas.microsoft.com/office/2006/metadata/contentType" xmlns:ma="http://schemas.microsoft.com/office/2006/metadata/properties/metaAttributes" ct:_="" ma:_="" ma:contentTypeName="Documento" ma:contentTypeID="0x0101006A81D6BD42E8DF4C91013959704817E1" ma:contentTypeVersion="15" ma:contentTypeDescription="Crear nuevo documento." ma:contentTypeScope="" ma:versionID="bf4f72ffd194f0963ff564daca6869f7">
+  <xsd:schema xmlns:xsd="http://www.w3.org/2001/XMLSchema" xmlns:xs="http://www.w3.org/2001/XMLSchema" xmlns:p="http://schemas.microsoft.com/office/2006/metadata/properties" xmlns:ns2="13c90a0b-73bc-4dc0-be5f-28d77b615beb" xmlns:ns3="13c93bba-48ce-428c-bfe5-88b42c19b028" targetNamespace="http://schemas.microsoft.com/office/2006/metadata/properties" ma:root="true" ma:fieldsID="8718d6f4873a5b1392a45044efa78385" ns2:_="" ns3:_="">
+    <xsd:import namespace="13c90a0b-73bc-4dc0-be5f-28d77b615beb"/>
+    <xsd:import namespace="13c93bba-48ce-428c-bfe5-88b42c19b028"/>
     <xsd:element name="properties">
       <xsd:complexType>
         <xsd:sequence>
           <xsd:element name="documentManagement">
             <xsd:complexType>
               <xsd:all>
-                <xsd:element ref="ns2:MediaServiceMetadata" minOccurs="0"/>
-                <xsd:element ref="ns2:MediaServiceFastMetadata" minOccurs="0"/>
-                <xsd:element ref="ns2:MediaServiceSearchProperties" minOccurs="0"/>
-                <xsd:element ref="ns2:MediaServiceDateTaken" minOccurs="0"/>
-                <xsd:element ref="ns2:MediaServiceGenerationTime" minOccurs="0"/>
-                <xsd:element ref="ns2:MediaServiceEventHashCode" minOccurs="0"/>
-                <xsd:element ref="ns2:MediaLengthInSeconds" minOccurs="0"/>
-                <xsd:element ref="ns2:lcf76f155ced4ddcb4097134ff3c332f" minOccurs="0"/>
-                <xsd:element ref="ns3:TaxCatchAll" minOccurs="0"/>
-                <xsd:element ref="ns2:MediaServiceOCR" minOccurs="0"/>
-                <xsd:element ref="ns2:MediaServiceBillingMetadata" minOccurs="0"/>
+                <xsd:element ref="ns2:SharedWithUsers" minOccurs="0"/>
+                <xsd:element ref="ns2:SharedWithDetails" minOccurs="0"/>
+                <xsd:element ref="ns3:MediaServiceMetadata" minOccurs="0"/>
+                <xsd:element ref="ns3:MediaServiceFastMetadata" minOccurs="0"/>
+                <xsd:element ref="ns3:MediaServiceSearchProperties" minOccurs="0"/>
+                <xsd:element ref="ns3:MediaServiceObjectDetectorVersions" minOccurs="0"/>
+                <xsd:element ref="ns3:MediaServiceDateTaken" minOccurs="0"/>
+                <xsd:element ref="ns3:MediaServiceGenerationTime" minOccurs="0"/>
+                <xsd:element ref="ns3:MediaServiceEventHashCode" minOccurs="0"/>
+                <xsd:element ref="ns3:MediaLengthInSeconds" minOccurs="0"/>
+                <xsd:element ref="ns3:lcf76f155ced4ddcb4097134ff3c332f" minOccurs="0"/>
+                <xsd:element ref="ns2:TaxCatchAll" minOccurs="0"/>
+                <xsd:element ref="ns3:MediaServiceOCR" minOccurs="0"/>
+                <xsd:element ref="ns3:MediaServiceLocation" minOccurs="0"/>
               </xsd:all>
             </xsd:complexType>
           </xsd:element>
@@ -18278,68 +18292,36 @@
       </xsd:complexType>
     </xsd:element>
   </xsd:schema>
-  <xsd:schema xmlns:xsd="http://www.w3.org/2001/XMLSchema" xmlns:xs="http://www.w3.org/2001/XMLSchema" xmlns:dms="http://schemas.microsoft.com/office/2006/documentManagement/types" xmlns:pc="http://schemas.microsoft.com/office/infopath/2007/PartnerControls" targetNamespace="a70d3c18-0869-45a1-9f75-4b4b8f0f32be" elementFormDefault="qualified">
+  <xsd:schema xmlns:xsd="http://www.w3.org/2001/XMLSchema" xmlns:xs="http://www.w3.org/2001/XMLSchema" xmlns:dms="http://schemas.microsoft.com/office/2006/documentManagement/types" xmlns:pc="http://schemas.microsoft.com/office/infopath/2007/PartnerControls" targetNamespace="13c90a0b-73bc-4dc0-be5f-28d77b615beb" elementFormDefault="qualified">
     <xsd:import namespace="http://schemas.microsoft.com/office/2006/documentManagement/types"/>
     <xsd:import namespace="http://schemas.microsoft.com/office/infopath/2007/PartnerControls"/>
-    <xsd:element name="MediaServiceMetadata" ma:index="8" nillable="true" ma:displayName="MediaServiceMetadata" ma:hidden="true" ma:internalName="MediaServiceMetadata" ma:readOnly="true">
-      <xsd:simpleType>
-        <xsd:restriction base="dms:Note"/>
-      </xsd:simpleType>
-    </xsd:element>
-    <xsd:element name="MediaServiceFastMetadata" ma:index="9" nillable="true" ma:displayName="MediaServiceFastMetadata" ma:hidden="true" ma:internalName="MediaServiceFastMetadata" ma:readOnly="true">
-      <xsd:simpleType>
-        <xsd:restriction base="dms:Note"/>
-      </xsd:simpleType>
-    </xsd:element>
-    <xsd:element name="MediaServiceSearchProperties" ma:index="10" nillable="true" ma:displayName="MediaServiceSearchProperties" ma:hidden="true" ma:internalName="MediaServiceSearchProperties" ma:readOnly="true">
-      <xsd:simpleType>
-        <xsd:restriction base="dms:Note"/>
-      </xsd:simpleType>
-    </xsd:element>
-    <xsd:element name="MediaServiceDateTaken" ma:index="11" nillable="true" ma:displayName="MediaServiceDateTaken" ma:hidden="true" ma:indexed="true" ma:internalName="MediaServiceDateTaken" ma:readOnly="true">
-      <xsd:simpleType>
-        <xsd:restriction base="dms:Text"/>
-      </xsd:simpleType>
-    </xsd:element>
-    <xsd:element name="MediaServiceGenerationTime" ma:index="12" nillable="true" ma:displayName="MediaServiceGenerationTime" ma:hidden="true" ma:internalName="MediaServiceGenerationTime" ma:readOnly="true">
-      <xsd:simpleType>
-        <xsd:restriction base="dms:Text"/>
-      </xsd:simpleType>
-    </xsd:element>
-    <xsd:element name="MediaServiceEventHashCode" ma:index="13" nillable="true" ma:displayName="MediaServiceEventHashCode" ma:hidden="true" ma:internalName="MediaServiceEventHashCode" ma:readOnly="true">
-      <xsd:simpleType>
-        <xsd:restriction base="dms:Text"/>
-      </xsd:simpleType>
-    </xsd:element>
-    <xsd:element name="MediaLengthInSeconds" ma:index="14" nillable="true" ma:displayName="MediaLengthInSeconds" ma:hidden="true" ma:internalName="MediaLengthInSeconds" ma:readOnly="true">
-      <xsd:simpleType>
-        <xsd:restriction base="dms:Unknown"/>
-      </xsd:simpleType>
-    </xsd:element>
-    <xsd:element name="lcf76f155ced4ddcb4097134ff3c332f" ma:index="16" nillable="true" ma:taxonomy="true" ma:internalName="lcf76f155ced4ddcb4097134ff3c332f" ma:taxonomyFieldName="MediaServiceImageTags" ma:displayName="Etiquetas de imagen" ma:readOnly="false" ma:fieldId="{5cf76f15-5ced-4ddc-b409-7134ff3c332f}" ma:taxonomyMulti="true" ma:sspId="d33c8c81-5745-4931-bcc4-c2aeafe86780" ma:termSetId="09814cd3-568e-fe90-9814-8d621ff8fb84" ma:anchorId="fba54fb3-c3e1-fe81-a776-ca4b69148c4d" ma:open="true" ma:isKeyword="false">
+    <xsd:element name="SharedWithUsers" ma:index="8" nillable="true" ma:displayName="Compartido con" ma:internalName="SharedWithUsers" ma:readOnly="true">
       <xsd:complexType>
-        <xsd:sequence>
-          <xsd:element ref="pc:Terms" minOccurs="0" maxOccurs="1"/>
-        </xsd:sequence>
+        <xsd:complexContent>
+          <xsd:extension base="dms:UserMulti">
+            <xsd:sequence>
+              <xsd:element name="UserInfo" minOccurs="0" maxOccurs="unbounded">
+                <xsd:complexType>
+                  <xsd:sequence>
+                    <xsd:element name="DisplayName" type="xsd:string" minOccurs="0"/>
+                    <xsd:element name="AccountId" type="dms:UserId" minOccurs="0" nillable="true"/>
+                    <xsd:element name="AccountType" type="xsd:string" minOccurs="0"/>
+                  </xsd:sequence>
+                </xsd:complexType>
+              </xsd:element>
+            </xsd:sequence>
+          </xsd:extension>
+        </xsd:complexContent>
       </xsd:complexType>
     </xsd:element>
-    <xsd:element name="MediaServiceOCR" ma:index="18" nillable="true" ma:displayName="Extracted Text" ma:internalName="MediaServiceOCR" ma:readOnly="true">
+    <xsd:element name="SharedWithDetails" ma:index="9" nillable="true" ma:displayName="Detalles de uso compartido" ma:internalName="SharedWithDetails" ma:readOnly="true">
       <xsd:simpleType>
         <xsd:restriction base="dms:Note">
           <xsd:maxLength value="255"/>
         </xsd:restriction>
       </xsd:simpleType>
     </xsd:element>
-    <xsd:element name="MediaServiceBillingMetadata" ma:index="19" nillable="true" ma:displayName="MediaServiceBillingMetadata" ma:hidden="true" ma:internalName="MediaServiceBillingMetadata" ma:readOnly="true">
-      <xsd:simpleType>
-        <xsd:restriction base="dms:Note"/>
-      </xsd:simpleType>
-    </xsd:element>
-  </xsd:schema>
-  <xsd:schema xmlns:xsd="http://www.w3.org/2001/XMLSchema" xmlns:xs="http://www.w3.org/2001/XMLSchema" xmlns:dms="http://schemas.microsoft.com/office/2006/documentManagement/types" xmlns:pc="http://schemas.microsoft.com/office/infopath/2007/PartnerControls" targetNamespace="adccf511-daff-4bcb-9072-914cedbf4c7e" elementFormDefault="qualified">
-    <xsd:import namespace="http://schemas.microsoft.com/office/2006/documentManagement/types"/>
-    <xsd:import namespace="http://schemas.microsoft.com/office/infopath/2007/PartnerControls"/>
-    <xsd:element name="TaxCatchAll" ma:index="17" nillable="true" ma:displayName="Taxonomy Catch All Column" ma:hidden="true" ma:list="{d55fdbc5-1632-489d-aeea-ba6fd7407963}" ma:internalName="TaxCatchAll" ma:showField="CatchAllData" ma:web="adccf511-daff-4bcb-9072-914cedbf4c7e">
+    <xsd:element name="TaxCatchAll" ma:index="20" nillable="true" ma:displayName="Taxonomy Catch All Column" ma:hidden="true" ma:list="{a42ca037-5d13-4729-aeec-4237f141d2d6}" ma:internalName="TaxCatchAll" ma:showField="CatchAllData" ma:web="13c90a0b-73bc-4dc0-be5f-28d77b615beb">
       <xsd:complexType>
         <xsd:complexContent>
           <xsd:extension base="dms:MultiChoiceLookup">
@@ -18349,6 +18331,69 @@
           </xsd:extension>
         </xsd:complexContent>
       </xsd:complexType>
+    </xsd:element>
+  </xsd:schema>
+  <xsd:schema xmlns:xsd="http://www.w3.org/2001/XMLSchema" xmlns:xs="http://www.w3.org/2001/XMLSchema" xmlns:dms="http://schemas.microsoft.com/office/2006/documentManagement/types" xmlns:pc="http://schemas.microsoft.com/office/infopath/2007/PartnerControls" targetNamespace="13c93bba-48ce-428c-bfe5-88b42c19b028" elementFormDefault="qualified">
+    <xsd:import namespace="http://schemas.microsoft.com/office/2006/documentManagement/types"/>
+    <xsd:import namespace="http://schemas.microsoft.com/office/infopath/2007/PartnerControls"/>
+    <xsd:element name="MediaServiceMetadata" ma:index="10" nillable="true" ma:displayName="MediaServiceMetadata" ma:hidden="true" ma:internalName="MediaServiceMetadata" ma:readOnly="true">
+      <xsd:simpleType>
+        <xsd:restriction base="dms:Note"/>
+      </xsd:simpleType>
+    </xsd:element>
+    <xsd:element name="MediaServiceFastMetadata" ma:index="11" nillable="true" ma:displayName="MediaServiceFastMetadata" ma:hidden="true" ma:internalName="MediaServiceFastMetadata" ma:readOnly="true">
+      <xsd:simpleType>
+        <xsd:restriction base="dms:Note"/>
+      </xsd:simpleType>
+    </xsd:element>
+    <xsd:element name="MediaServiceSearchProperties" ma:index="12" nillable="true" ma:displayName="MediaServiceSearchProperties" ma:hidden="true" ma:internalName="MediaServiceSearchProperties" ma:readOnly="true">
+      <xsd:simpleType>
+        <xsd:restriction base="dms:Note"/>
+      </xsd:simpleType>
+    </xsd:element>
+    <xsd:element name="MediaServiceObjectDetectorVersions" ma:index="13" nillable="true" ma:displayName="MediaServiceObjectDetectorVersions" ma:hidden="true" ma:indexed="true" ma:internalName="MediaServiceObjectDetectorVersions" ma:readOnly="true">
+      <xsd:simpleType>
+        <xsd:restriction base="dms:Text"/>
+      </xsd:simpleType>
+    </xsd:element>
+    <xsd:element name="MediaServiceDateTaken" ma:index="14" nillable="true" ma:displayName="MediaServiceDateTaken" ma:hidden="true" ma:indexed="true" ma:internalName="MediaServiceDateTaken" ma:readOnly="true">
+      <xsd:simpleType>
+        <xsd:restriction base="dms:Text"/>
+      </xsd:simpleType>
+    </xsd:element>
+    <xsd:element name="MediaServiceGenerationTime" ma:index="15" nillable="true" ma:displayName="MediaServiceGenerationTime" ma:hidden="true" ma:internalName="MediaServiceGenerationTime" ma:readOnly="true">
+      <xsd:simpleType>
+        <xsd:restriction base="dms:Text"/>
+      </xsd:simpleType>
+    </xsd:element>
+    <xsd:element name="MediaServiceEventHashCode" ma:index="16" nillable="true" ma:displayName="MediaServiceEventHashCode" ma:hidden="true" ma:internalName="MediaServiceEventHashCode" ma:readOnly="true">
+      <xsd:simpleType>
+        <xsd:restriction base="dms:Text"/>
+      </xsd:simpleType>
+    </xsd:element>
+    <xsd:element name="MediaLengthInSeconds" ma:index="17" nillable="true" ma:displayName="MediaLengthInSeconds" ma:hidden="true" ma:internalName="MediaLengthInSeconds" ma:readOnly="true">
+      <xsd:simpleType>
+        <xsd:restriction base="dms:Unknown"/>
+      </xsd:simpleType>
+    </xsd:element>
+    <xsd:element name="lcf76f155ced4ddcb4097134ff3c332f" ma:index="19" nillable="true" ma:taxonomy="true" ma:internalName="lcf76f155ced4ddcb4097134ff3c332f" ma:taxonomyFieldName="MediaServiceImageTags" ma:displayName="Etiquetas de imagen" ma:readOnly="false" ma:fieldId="{5cf76f15-5ced-4ddc-b409-7134ff3c332f}" ma:taxonomyMulti="true" ma:sspId="d33c8c81-5745-4931-bcc4-c2aeafe86780" ma:termSetId="09814cd3-568e-fe90-9814-8d621ff8fb84" ma:anchorId="fba54fb3-c3e1-fe81-a776-ca4b69148c4d" ma:open="true" ma:isKeyword="false">
+      <xsd:complexType>
+        <xsd:sequence>
+          <xsd:element ref="pc:Terms" minOccurs="0" maxOccurs="1"/>
+        </xsd:sequence>
+      </xsd:complexType>
+    </xsd:element>
+    <xsd:element name="MediaServiceOCR" ma:index="21" nillable="true" ma:displayName="Extracted Text" ma:internalName="MediaServiceOCR" ma:readOnly="true">
+      <xsd:simpleType>
+        <xsd:restriction base="dms:Note">
+          <xsd:maxLength value="255"/>
+        </xsd:restriction>
+      </xsd:simpleType>
+    </xsd:element>
+    <xsd:element name="MediaServiceLocation" ma:index="22" nillable="true" ma:displayName="Location" ma:description="" ma:indexed="true" ma:internalName="MediaServiceLocation" ma:readOnly="true">
+      <xsd:simpleType>
+        <xsd:restriction base="dms:Text"/>
+      </xsd:simpleType>
     </xsd:element>
   </xsd:schema>
   <xsd:schema xmlns="http://schemas.openxmlformats.org/package/2006/metadata/core-properties" xmlns:xsd="http://www.w3.org/2001/XMLSchema" xmlns:xsi="http://www.w3.org/2001/XMLSchema-instance" xmlns:dc="http://purl.org/dc/elements/1.1/" xmlns:dcterms="http://purl.org/dc/terms/" xmlns:odoc="http://schemas.microsoft.com/internal/obd" targetNamespace="http://schemas.openxmlformats.org/package/2006/metadata/core-properties" elementFormDefault="qualified" attributeFormDefault="unqualified" blockDefault="#all">
@@ -18450,18 +18495,15 @@
 </ct:contentTypeSchema>
 </file>
 
-<file path=customXml/item4.xml><?xml version="1.0" encoding="utf-8"?>
-<p:properties xmlns:p="http://schemas.microsoft.com/office/2006/metadata/properties" xmlns:xsi="http://www.w3.org/2001/XMLSchema-instance" xmlns:pc="http://schemas.microsoft.com/office/infopath/2007/PartnerControls">
-  <documentManagement>
-    <TaxCatchAll xmlns="adccf511-daff-4bcb-9072-914cedbf4c7e" xsi:nil="true"/>
-    <lcf76f155ced4ddcb4097134ff3c332f xmlns="a70d3c18-0869-45a1-9f75-4b4b8f0f32be">
-      <Terms xmlns="http://schemas.microsoft.com/office/infopath/2007/PartnerControls"/>
-    </lcf76f155ced4ddcb4097134ff3c332f>
-  </documentManagement>
-</p:properties>
+<file path=customXml/itemProps1.xml><?xml version="1.0" encoding="utf-8"?>
+<ds:datastoreItem xmlns:ds="http://schemas.openxmlformats.org/officeDocument/2006/customXml" ds:itemID="{81CBDEC1-3B00-44ED-AD36-0268077980BA}">
+  <ds:schemaRefs>
+    <ds:schemaRef ds:uri="http://schemas.microsoft.com/sharepoint/v3/contenttype/forms"/>
+  </ds:schemaRefs>
+</ds:datastoreItem>
 </file>
 
-<file path=customXml/itemProps1.xml><?xml version="1.0" encoding="utf-8"?>
+<file path=customXml/itemProps2.xml><?xml version="1.0" encoding="utf-8"?>
 <ds:datastoreItem xmlns:ds="http://schemas.openxmlformats.org/officeDocument/2006/customXml" ds:itemID="{E8AB44A3-7C62-4BD2-82ED-8ABC209970FA}">
   <ds:schemaRefs>
     <ds:schemaRef ds:uri="http://schemas.openxmlformats.org/officeDocument/2006/bibliography"/>
@@ -18469,34 +18511,7 @@
 </ds:datastoreItem>
 </file>
 
-<file path=customXml/itemProps2.xml><?xml version="1.0" encoding="utf-8"?>
-<ds:datastoreItem xmlns:ds="http://schemas.openxmlformats.org/officeDocument/2006/customXml" ds:itemID="{81CBDEC1-3B00-44ED-AD36-0268077980BA}">
-  <ds:schemaRefs>
-    <ds:schemaRef ds:uri="http://schemas.microsoft.com/sharepoint/v3/contenttype/forms"/>
-  </ds:schemaRefs>
-</ds:datastoreItem>
-</file>
-
 <file path=customXml/itemProps3.xml><?xml version="1.0" encoding="utf-8"?>
-<ds:datastoreItem xmlns:ds="http://schemas.openxmlformats.org/officeDocument/2006/customXml" ds:itemID="{996434B9-CC1E-4468-A086-AA07C2AF1350}">
-  <ds:schemaRefs>
-    <ds:schemaRef ds:uri="http://schemas.microsoft.com/office/2006/metadata/contentType"/>
-    <ds:schemaRef ds:uri="http://schemas.microsoft.com/office/2006/metadata/properties/metaAttributes"/>
-    <ds:schemaRef ds:uri="http://www.w3.org/2001/XMLSchema"/>
-    <ds:schemaRef ds:uri="http://schemas.microsoft.com/office/2006/metadata/properties"/>
-    <ds:schemaRef ds:uri="a70d3c18-0869-45a1-9f75-4b4b8f0f32be"/>
-    <ds:schemaRef ds:uri="adccf511-daff-4bcb-9072-914cedbf4c7e"/>
-    <ds:schemaRef ds:uri="http://schemas.microsoft.com/office/2006/documentManagement/types"/>
-    <ds:schemaRef ds:uri="http://schemas.microsoft.com/office/infopath/2007/PartnerControls"/>
-    <ds:schemaRef ds:uri="http://schemas.openxmlformats.org/package/2006/metadata/core-properties"/>
-    <ds:schemaRef ds:uri="http://purl.org/dc/elements/1.1/"/>
-    <ds:schemaRef ds:uri="http://purl.org/dc/terms/"/>
-    <ds:schemaRef ds:uri="http://schemas.microsoft.com/internal/obd"/>
-  </ds:schemaRefs>
-</ds:datastoreItem>
-</file>
-
-<file path=customXml/itemProps4.xml><?xml version="1.0" encoding="utf-8"?>
 <ds:datastoreItem xmlns:ds="http://schemas.openxmlformats.org/officeDocument/2006/customXml" ds:itemID="{1145D752-ACC1-45E1-AB53-0C756F67FC7F}">
   <ds:schemaRefs>
     <ds:schemaRef ds:uri="http://schemas.microsoft.com/office/2006/metadata/properties"/>
@@ -18505,4 +18520,8 @@
     <ds:schemaRef ds:uri="a70d3c18-0869-45a1-9f75-4b4b8f0f32be"/>
   </ds:schemaRefs>
 </ds:datastoreItem>
+</file>
+
+<file path=customXml/itemProps4.xml><?xml version="1.0" encoding="utf-8"?>
+<ds:datastoreItem xmlns:ds="http://schemas.openxmlformats.org/officeDocument/2006/customXml" ds:itemID="{AFD3AB5E-0830-4CC9-A8EB-6FA36C1FCC85}"/>
 </file>
--- a/fuentes/CFA1_66210001_DU.docx
+++ b/fuentes/CFA1_66210001_DU.docx
@@ -3129,9 +3129,9 @@
           <w:noProof/>
         </w:rPr>
         <w:drawing>
-          <wp:inline distT="0" distB="0" distL="0" distR="0" wp14:anchorId="14F927F9" wp14:editId="777C3C9C">
-            <wp:extent cx="4694115" cy="2640440"/>
-            <wp:effectExtent l="0" t="0" r="0" b="7620"/>
+          <wp:inline distT="0" distB="0" distL="0" distR="0" wp14:anchorId="14F927F9" wp14:editId="3BABD666">
+            <wp:extent cx="4442340" cy="2640177"/>
+            <wp:effectExtent l="0" t="0" r="0" b="8255"/>
             <wp:docPr id="64987292" name="Imagen 4">
               <a:extLst xmlns:a="http://schemas.openxmlformats.org/drawingml/2006/main">
                 <a:ext uri="{C183D7F6-B498-43B3-948B-1728B52AA6E4}">
@@ -3157,7 +3157,7 @@
                       <a:picLocks noChangeAspect="1" noChangeArrowheads="1"/>
                     </pic:cNvPicPr>
                   </pic:nvPicPr>
-                  <pic:blipFill>
+                  <pic:blipFill rotWithShape="1">
                     <a:blip r:embed="rId13" cstate="print">
                       <a:extLst>
                         <a:ext uri="{28A0092B-C50C-407E-A947-70E740481C1C}">
@@ -3165,6 +3165,7 @@
                         </a:ext>
                       </a:extLst>
                     </a:blip>
+                    <a:srcRect l="2573" r="2781"/>
                     <a:stretch>
                       <a:fillRect/>
                     </a:stretch>
@@ -3172,7 +3173,7 @@
                   <pic:spPr bwMode="auto">
                     <a:xfrm>
                       <a:off x="0" y="0"/>
-                      <a:ext cx="4694115" cy="2640440"/>
+                      <a:ext cx="4442782" cy="2640440"/>
                     </a:xfrm>
                     <a:prstGeom prst="rect">
                       <a:avLst/>
@@ -3181,6 +3182,11 @@
                     <a:ln>
                       <a:noFill/>
                     </a:ln>
+                    <a:extLst>
+                      <a:ext uri="{53640926-AAD7-44D8-BBD7-CCE9431645EC}">
+                        <a14:shadowObscured xmlns:a14="http://schemas.microsoft.com/office/drawing/2010/main"/>
+                      </a:ext>
+                    </a:extLst>
                   </pic:spPr>
                 </pic:pic>
               </a:graphicData>
@@ -3242,7 +3248,14 @@
                 <w:lang w:val="es-419"/>
               </w:rPr>
               <w:lastRenderedPageBreak/>
-              <w:t>Síntesis del video:</w:t>
+              <w:t>Transcripción</w:t>
+            </w:r>
+            <w:r>
+              <w:rPr>
+                <w:b/>
+                <w:lang w:val="es-419"/>
+              </w:rPr>
+              <w:t xml:space="preserve"> del video:</w:t>
             </w:r>
             <w:r>
               <w:rPr>
@@ -5211,7 +5224,7 @@
         <w:rPr>
           <w:lang w:val="es-419" w:eastAsia="es-CO"/>
         </w:rPr>
-        <w:t>s</w:t>
+        <w:t>S</w:t>
       </w:r>
       <w:r>
         <w:rPr>
@@ -5223,7 +5236,7 @@
         <w:rPr>
           <w:lang w:val="es-419" w:eastAsia="es-CO"/>
         </w:rPr>
-        <w:t>s</w:t>
+        <w:t>S</w:t>
       </w:r>
       <w:r>
         <w:rPr>
@@ -5235,7 +5248,7 @@
         <w:rPr>
           <w:lang w:val="es-419" w:eastAsia="es-CO"/>
         </w:rPr>
-        <w:t>m</w:t>
+        <w:t>M</w:t>
       </w:r>
       <w:r>
         <w:rPr>
@@ -12609,7 +12622,49 @@
         <w:rPr>
           <w:lang w:val="es-419" w:eastAsia="es-CO"/>
         </w:rPr>
-        <w:t>Congreso de Colombia. (24 de enero de 1979). Ley 9 de 1979, por la cual se dictan medidas sanitarias. Diario Oficial No. 35308.</w:t>
+        <w:t xml:space="preserve">Congreso de </w:t>
+      </w:r>
+      <w:r>
+        <w:rPr>
+          <w:lang w:val="es-419" w:eastAsia="es-CO"/>
+        </w:rPr>
+        <w:t>la República</w:t>
+      </w:r>
+      <w:r>
+        <w:rPr>
+          <w:lang w:val="es-419" w:eastAsia="es-CO"/>
+        </w:rPr>
+        <w:t>. (</w:t>
+      </w:r>
+      <w:r>
+        <w:rPr>
+          <w:lang w:val="es-419" w:eastAsia="es-CO"/>
+        </w:rPr>
+        <w:t>1</w:t>
+      </w:r>
+      <w:r>
+        <w:rPr>
+          <w:lang w:val="es-419" w:eastAsia="es-CO"/>
+        </w:rPr>
+        <w:t>979</w:t>
+      </w:r>
+      <w:r>
+        <w:rPr>
+          <w:lang w:val="es-419" w:eastAsia="es-CO"/>
+        </w:rPr>
+        <w:t>, 24 de enero</w:t>
+      </w:r>
+      <w:r>
+        <w:rPr>
+          <w:lang w:val="es-419" w:eastAsia="es-CO"/>
+        </w:rPr>
+        <w:t>). Ley 9 de 1979</w:t>
+      </w:r>
+      <w:r>
+        <w:rPr>
+          <w:lang w:val="es-419" w:eastAsia="es-CO"/>
+        </w:rPr>
+        <w:t>.</w:t>
       </w:r>
       <w:r>
         <w:rPr>
@@ -12617,19 +12672,51 @@
         </w:rPr>
         <w:t xml:space="preserve"> </w:t>
       </w:r>
-      <w:hyperlink r:id="rId22" w:tgtFrame="_blank" w:history="1">
+      <w:r>
+        <w:rPr>
+          <w:lang w:val="es-419" w:eastAsia="es-CO"/>
+        </w:rPr>
+        <w:t>P</w:t>
+      </w:r>
+      <w:r>
+        <w:rPr>
+          <w:lang w:val="es-419" w:eastAsia="es-CO"/>
+        </w:rPr>
+        <w:t>or la cual se dictan medidas sanitarias. Diario Oficial No. 35</w:t>
+      </w:r>
+      <w:r>
+        <w:rPr>
+          <w:lang w:val="es-419" w:eastAsia="es-CO"/>
+        </w:rPr>
+        <w:t>244</w:t>
+      </w:r>
+      <w:r>
+        <w:rPr>
+          <w:lang w:val="es-419" w:eastAsia="es-CO"/>
+        </w:rPr>
+        <w:t>.</w:t>
+      </w:r>
+      <w:r>
+        <w:rPr>
+          <w:lang w:val="es-419" w:eastAsia="es-CO"/>
+        </w:rPr>
+        <w:t xml:space="preserve"> Función Pública.</w:t>
+      </w:r>
+      <w:r>
+        <w:rPr>
+          <w:lang w:val="es-419" w:eastAsia="es-CO"/>
+        </w:rPr>
+        <w:t xml:space="preserve"> </w:t>
+      </w:r>
+      <w:hyperlink r:id="rId22" w:history="1">
         <w:r>
           <w:rPr>
             <w:rStyle w:val="Hipervnculo"/>
-            <w:lang w:eastAsia="es-CO"/>
           </w:rPr>
-          <w:t>https://www.minsalud.gov.co/Normatividad_Nuevo/ley%200009%20de%201979.pdf</w:t>
+          <w:t>https://www.funcionpublica.gov.co/eva/gestornormativo/norma.php?i=1177</w:t>
         </w:r>
       </w:hyperlink>
       <w:r>
-        <w:rPr>
-          <w:lang w:val="es-419" w:eastAsia="es-CO"/>
-        </w:rPr>
         <w:t xml:space="preserve"> </w:t>
       </w:r>
     </w:p>
@@ -12844,7 +12931,61 @@
           <w:lang w:val="es-419" w:eastAsia="es-CO"/>
         </w:rPr>
         <w:lastRenderedPageBreak/>
-        <w:t>Ministerio de Salud. (10 de diciembre de 1997). Decreto 3075 de 1997, por el cual se reglamenta parcialmente la Ley 9 de 1979 y se dictan otras disposiciones. Diario Oficial No. 43246.</w:t>
+        <w:t>Ministerio de Salud</w:t>
+      </w:r>
+      <w:r>
+        <w:rPr>
+          <w:lang w:val="es-419" w:eastAsia="es-CO"/>
+        </w:rPr>
+        <w:t xml:space="preserve"> y Protección Social</w:t>
+      </w:r>
+      <w:r>
+        <w:rPr>
+          <w:lang w:val="es-419" w:eastAsia="es-CO"/>
+        </w:rPr>
+        <w:t>. (1997</w:t>
+      </w:r>
+      <w:r>
+        <w:rPr>
+          <w:lang w:val="es-419" w:eastAsia="es-CO"/>
+        </w:rPr>
+        <w:t>, 23 de diciembre</w:t>
+      </w:r>
+      <w:r>
+        <w:rPr>
+          <w:lang w:val="es-419" w:eastAsia="es-CO"/>
+        </w:rPr>
+        <w:t>). Decreto 3075 de 1997</w:t>
+      </w:r>
+      <w:r>
+        <w:rPr>
+          <w:lang w:val="es-419" w:eastAsia="es-CO"/>
+        </w:rPr>
+        <w:t>. P</w:t>
+      </w:r>
+      <w:r>
+        <w:rPr>
+          <w:lang w:val="es-419" w:eastAsia="es-CO"/>
+        </w:rPr>
+        <w:t xml:space="preserve">or el cual se reglamenta parcialmente la Ley </w:t>
+      </w:r>
+      <w:r>
+        <w:rPr>
+          <w:lang w:val="es-419" w:eastAsia="es-CO"/>
+        </w:rPr>
+        <w:t>0</w:t>
+      </w:r>
+      <w:r>
+        <w:rPr>
+          <w:lang w:val="es-419" w:eastAsia="es-CO"/>
+        </w:rPr>
+        <w:t>9 de 1979 y se dictan otras disposiciones. Diario Oficial No. 4</w:t>
+      </w:r>
+      <w:r>
+        <w:rPr>
+          <w:lang w:val="es-419" w:eastAsia="es-CO"/>
+        </w:rPr>
+        <w:t>3205. Función Pública.</w:t>
       </w:r>
       <w:r>
         <w:rPr>
@@ -12856,15 +12997,11 @@
         <w:r>
           <w:rPr>
             <w:rStyle w:val="Hipervnculo"/>
-            <w:lang w:val="es-419" w:eastAsia="es-CO"/>
           </w:rPr>
-          <w:t>https://www.minsalud.gov.co/Normatividad_Nuevo/DECRETO%203075%20DE%201997.pdf</w:t>
+          <w:t>https://www.funcionpublica.gov.co/eva/gestornormativo/norma.php?i=3337</w:t>
         </w:r>
       </w:hyperlink>
       <w:r>
-        <w:rPr>
-          <w:lang w:val="es-419" w:eastAsia="es-CO"/>
-        </w:rPr>
         <w:t xml:space="preserve"> </w:t>
       </w:r>
     </w:p>
@@ -13675,7 +13812,6 @@
         <w:docPartUnique/>
       </w:docPartObj>
     </w:sdtPr>
-    <w:sdtEndPr/>
     <w:sdtContent>
       <w:p>
         <w:pPr>
@@ -13703,7 +13839,6 @@
         <w:docPartUnique/>
       </w:docPartObj>
     </w:sdtPr>
-    <w:sdtEndPr/>
     <w:sdtContent>
       <w:p>
         <w:pPr>
@@ -17076,7 +17211,6 @@
   <w:style w:type="character" w:default="1" w:styleId="Fuentedeprrafopredeter">
     <w:name w:val="Default Paragraph Font"/>
     <w:uiPriority w:val="1"/>
-    <w:semiHidden/>
     <w:unhideWhenUsed/>
   </w:style>
   <w:style w:type="table" w:default="1" w:styleId="Tablanormal">
@@ -18246,21 +18380,6 @@
 </file>
 
 <file path=customXml/item2.xml><?xml version="1.0" encoding="utf-8"?>
-<b:Sources xmlns:b="http://schemas.openxmlformats.org/officeDocument/2006/bibliography" xmlns="http://schemas.openxmlformats.org/officeDocument/2006/bibliography" SelectedStyle="\APASixthEditionOfficeOnline.xsl" StyleName="APA" Version="6"/>
-</file>
-
-<file path=customXml/item3.xml><?xml version="1.0" encoding="utf-8"?>
-<p:properties xmlns:p="http://schemas.microsoft.com/office/2006/metadata/properties" xmlns:xsi="http://www.w3.org/2001/XMLSchema-instance" xmlns:pc="http://schemas.microsoft.com/office/infopath/2007/PartnerControls">
-  <documentManagement>
-    <TaxCatchAll xmlns="13c90a0b-73bc-4dc0-be5f-28d77b615beb" xsi:nil="true"/>
-    <lcf76f155ced4ddcb4097134ff3c332f xmlns="13c93bba-48ce-428c-bfe5-88b42c19b028">
-      <Terms xmlns="http://schemas.microsoft.com/office/infopath/2007/PartnerControls"/>
-    </lcf76f155ced4ddcb4097134ff3c332f>
-  </documentManagement>
-</p:properties>
-</file>
-
-<file path=customXml/item4.xml><?xml version="1.0" encoding="utf-8"?>
 <ct:contentTypeSchema xmlns:ct="http://schemas.microsoft.com/office/2006/metadata/contentType" xmlns:ma="http://schemas.microsoft.com/office/2006/metadata/properties/metaAttributes" ct:_="" ma:_="" ma:contentTypeName="Documento" ma:contentTypeID="0x0101006A81D6BD42E8DF4C91013959704817E1" ma:contentTypeVersion="15" ma:contentTypeDescription="Crear nuevo documento." ma:contentTypeScope="" ma:versionID="bf4f72ffd194f0963ff564daca6869f7">
   <xsd:schema xmlns:xsd="http://www.w3.org/2001/XMLSchema" xmlns:xs="http://www.w3.org/2001/XMLSchema" xmlns:p="http://schemas.microsoft.com/office/2006/metadata/properties" xmlns:ns2="13c90a0b-73bc-4dc0-be5f-28d77b615beb" xmlns:ns3="13c93bba-48ce-428c-bfe5-88b42c19b028" targetNamespace="http://schemas.microsoft.com/office/2006/metadata/properties" ma:root="true" ma:fieldsID="8718d6f4873a5b1392a45044efa78385" ns2:_="" ns3:_="">
     <xsd:import namespace="13c90a0b-73bc-4dc0-be5f-28d77b615beb"/>
@@ -18495,6 +18614,21 @@
 </ct:contentTypeSchema>
 </file>
 
+<file path=customXml/item3.xml><?xml version="1.0" encoding="utf-8"?>
+<p:properties xmlns:p="http://schemas.microsoft.com/office/2006/metadata/properties" xmlns:xsi="http://www.w3.org/2001/XMLSchema-instance" xmlns:pc="http://schemas.microsoft.com/office/infopath/2007/PartnerControls">
+  <documentManagement>
+    <TaxCatchAll xmlns="13c90a0b-73bc-4dc0-be5f-28d77b615beb" xsi:nil="true"/>
+    <lcf76f155ced4ddcb4097134ff3c332f xmlns="13c93bba-48ce-428c-bfe5-88b42c19b028">
+      <Terms xmlns="http://schemas.microsoft.com/office/infopath/2007/PartnerControls"/>
+    </lcf76f155ced4ddcb4097134ff3c332f>
+  </documentManagement>
+</p:properties>
+</file>
+
+<file path=customXml/item4.xml><?xml version="1.0" encoding="utf-8"?>
+<b:Sources xmlns:b="http://schemas.openxmlformats.org/officeDocument/2006/bibliography" xmlns="http://schemas.openxmlformats.org/officeDocument/2006/bibliography" SelectedStyle="\APASixthEditionOfficeOnline.xsl" StyleName="APA" Version="6"/>
+</file>
+
 <file path=customXml/itemProps1.xml><?xml version="1.0" encoding="utf-8"?>
 <ds:datastoreItem xmlns:ds="http://schemas.openxmlformats.org/officeDocument/2006/customXml" ds:itemID="{81CBDEC1-3B00-44ED-AD36-0268077980BA}">
   <ds:schemaRefs>
@@ -18504,11 +18638,7 @@
 </file>
 
 <file path=customXml/itemProps2.xml><?xml version="1.0" encoding="utf-8"?>
-<ds:datastoreItem xmlns:ds="http://schemas.openxmlformats.org/officeDocument/2006/customXml" ds:itemID="{E8AB44A3-7C62-4BD2-82ED-8ABC209970FA}">
-  <ds:schemaRefs>
-    <ds:schemaRef ds:uri="http://schemas.openxmlformats.org/officeDocument/2006/bibliography"/>
-  </ds:schemaRefs>
-</ds:datastoreItem>
+<ds:datastoreItem xmlns:ds="http://schemas.openxmlformats.org/officeDocument/2006/customXml" ds:itemID="{78B7CF2A-55AF-460C-A5A7-A427BFD1868D}"/>
 </file>
 
 <file path=customXml/itemProps3.xml><?xml version="1.0" encoding="utf-8"?>
@@ -18523,5 +18653,9 @@
 </file>
 
 <file path=customXml/itemProps4.xml><?xml version="1.0" encoding="utf-8"?>
-<ds:datastoreItem xmlns:ds="http://schemas.openxmlformats.org/officeDocument/2006/customXml" ds:itemID="{AFD3AB5E-0830-4CC9-A8EB-6FA36C1FCC85}"/>
+<ds:datastoreItem xmlns:ds="http://schemas.openxmlformats.org/officeDocument/2006/customXml" ds:itemID="{E8AB44A3-7C62-4BD2-82ED-8ABC209970FA}">
+  <ds:schemaRefs>
+    <ds:schemaRef ds:uri="http://schemas.openxmlformats.org/officeDocument/2006/bibliography"/>
+  </ds:schemaRefs>
+</ds:datastoreItem>
 </file>
--- a/fuentes/CFA1_66210001_DU.docx
+++ b/fuentes/CFA1_66210001_DU.docx
@@ -3129,7 +3129,7 @@
           <w:noProof/>
         </w:rPr>
         <w:drawing>
-          <wp:inline distT="0" distB="0" distL="0" distR="0" wp14:anchorId="14F927F9" wp14:editId="3BABD666">
+          <wp:inline distT="0" distB="0" distL="0" distR="0" wp14:anchorId="14F927F9" wp14:editId="13E6E4BB">
             <wp:extent cx="4442340" cy="2640177"/>
             <wp:effectExtent l="0" t="0" r="0" b="8255"/>
             <wp:docPr id="64987292" name="Imagen 4">
@@ -13845,129 +13845,6 @@
           <w:pStyle w:val="Piedepgina"/>
           <w:jc w:val="right"/>
         </w:pPr>
-        <w:r>
-          <w:rPr>
-            <w:noProof/>
-          </w:rPr>
-          <mc:AlternateContent>
-            <mc:Choice Requires="wps">
-              <w:drawing>
-                <wp:anchor distT="45720" distB="45720" distL="114300" distR="114300" simplePos="0" relativeHeight="251661312" behindDoc="0" locked="0" layoutInCell="1" allowOverlap="1" wp14:anchorId="797C42AF" wp14:editId="064C4400">
-                  <wp:simplePos x="0" y="0"/>
-                  <wp:positionH relativeFrom="column">
-                    <wp:posOffset>204470</wp:posOffset>
-                  </wp:positionH>
-                  <wp:positionV relativeFrom="paragraph">
-                    <wp:posOffset>61150</wp:posOffset>
-                  </wp:positionV>
-                  <wp:extent cx="5780405" cy="525145"/>
-                  <wp:effectExtent l="0" t="0" r="0" b="8255"/>
-                  <wp:wrapNone/>
-                  <wp:docPr id="1215982720" name="Cuadro de texto 2">
-                    <a:extLst xmlns:a="http://schemas.openxmlformats.org/drawingml/2006/main">
-                      <a:ext uri="{C183D7F6-B498-43B3-948B-1728B52AA6E4}">
-                        <adec:decorative xmlns:adec="http://schemas.microsoft.com/office/drawing/2017/decorative" val="1"/>
-                      </a:ext>
-                    </a:extLst>
-                  </wp:docPr>
-                  <wp:cNvGraphicFramePr>
-                    <a:graphicFrameLocks xmlns:a="http://schemas.openxmlformats.org/drawingml/2006/main"/>
-                  </wp:cNvGraphicFramePr>
-                  <a:graphic xmlns:a="http://schemas.openxmlformats.org/drawingml/2006/main">
-                    <a:graphicData uri="http://schemas.microsoft.com/office/word/2010/wordprocessingShape">
-                      <wps:wsp>
-                        <wps:cNvSpPr txBox="1">
-                          <a:spLocks noChangeArrowheads="1"/>
-                        </wps:cNvSpPr>
-                        <wps:spPr bwMode="auto">
-                          <a:xfrm>
-                            <a:off x="0" y="0"/>
-                            <a:ext cx="5780405" cy="525145"/>
-                          </a:xfrm>
-                          <a:prstGeom prst="rect">
-                            <a:avLst/>
-                          </a:prstGeom>
-                          <a:solidFill>
-                            <a:srgbClr val="FFFFFF"/>
-                          </a:solidFill>
-                          <a:ln w="9525">
-                            <a:noFill/>
-                            <a:miter lim="800000"/>
-                            <a:headEnd/>
-                            <a:tailEnd/>
-                          </a:ln>
-                        </wps:spPr>
-                        <wps:txbx>
-                          <w:txbxContent>
-                            <w:p>
-                              <w:pPr>
-                                <w:spacing w:before="0"/>
-                                <w:ind w:firstLine="0"/>
-                                <w:jc w:val="center"/>
-                                <w:rPr>
-                                  <w:b/>
-                                  <w:bCs/>
-                                </w:rPr>
-                              </w:pPr>
-                              <w:r>
-                                <w:rPr>
-                                  <w:b/>
-                                  <w:bCs/>
-                                </w:rPr>
-                                <w:t>Grupo de Ejecución de la Formación Virtual</w:t>
-                              </w:r>
-                            </w:p>
-                          </w:txbxContent>
-                        </wps:txbx>
-                        <wps:bodyPr rot="0" vert="horz" wrap="square" lIns="91440" tIns="45720" rIns="91440" bIns="45720" anchor="t" anchorCtr="0">
-                          <a:noAutofit/>
-                        </wps:bodyPr>
-                      </wps:wsp>
-                    </a:graphicData>
-                  </a:graphic>
-                  <wp14:sizeRelH relativeFrom="margin">
-                    <wp14:pctWidth>0</wp14:pctWidth>
-                  </wp14:sizeRelH>
-                  <wp14:sizeRelV relativeFrom="margin">
-                    <wp14:pctHeight>0</wp14:pctHeight>
-                  </wp14:sizeRelV>
-                </wp:anchor>
-              </w:drawing>
-            </mc:Choice>
-            <mc:Fallback>
-              <w:pict>
-                <v:shapetype w14:anchorId="797C42AF" id="_x0000_t202" coordsize="21600,21600" o:spt="202" path="m,l,21600r21600,l21600,xe">
-                  <v:stroke joinstyle="miter"/>
-                  <v:path gradientshapeok="t" o:connecttype="rect"/>
-                </v:shapetype>
-                <v:shape id="_x0000_s1027" type="#_x0000_t202" alt="&quot;&quot;" style="position:absolute;left:0;text-align:left;margin-left:16.1pt;margin-top:4.8pt;width:455.15pt;height:41.35pt;z-index:251661312;visibility:visible;mso-wrap-style:square;mso-width-percent:0;mso-height-percent:0;mso-wrap-distance-left:9pt;mso-wrap-distance-top:3.6pt;mso-wrap-distance-right:9pt;mso-wrap-distance-bottom:3.6pt;mso-position-horizontal:absolute;mso-position-horizontal-relative:text;mso-position-vertical:absolute;mso-position-vertical-relative:text;mso-width-percent:0;mso-height-percent:0;mso-width-relative:margin;mso-height-relative:margin;v-text-anchor:top" o:gfxdata="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" stroked="f">
-                  <v:textbox>
-                    <w:txbxContent>
-                      <w:p>
-                        <w:pPr>
-                          <w:spacing w:before="0"/>
-                          <w:ind w:firstLine="0"/>
-                          <w:jc w:val="center"/>
-                          <w:rPr>
-                            <w:b/>
-                            <w:bCs/>
-                          </w:rPr>
-                        </w:pPr>
-                        <w:r>
-                          <w:rPr>
-                            <w:b/>
-                            <w:bCs/>
-                          </w:rPr>
-                          <w:t>Grupo de Ejecución de la Formación Virtual</w:t>
-                        </w:r>
-                      </w:p>
-                    </w:txbxContent>
-                  </v:textbox>
-                </v:shape>
-              </w:pict>
-            </mc:Fallback>
-          </mc:AlternateContent>
-        </w:r>
         <w:r>
           <w:fldChar w:fldCharType="begin"/>
         </w:r>
@@ -17211,6 +17088,7 @@
   <w:style w:type="character" w:default="1" w:styleId="Fuentedeprrafopredeter">
     <w:name w:val="Default Paragraph Font"/>
     <w:uiPriority w:val="1"/>
+    <w:semiHidden/>
     <w:unhideWhenUsed/>
   </w:style>
   <w:style w:type="table" w:default="1" w:styleId="Tablanormal">
@@ -18371,15 +18249,6 @@
 </file>
 
 <file path=customXml/item1.xml><?xml version="1.0" encoding="utf-8"?>
-<?mso-contentType ?>
-<FormTemplates xmlns="http://schemas.microsoft.com/sharepoint/v3/contenttype/forms">
-  <Display>DocumentLibraryForm</Display>
-  <Edit>DocumentLibraryForm</Edit>
-  <New>DocumentLibraryForm</New>
-</FormTemplates>
-</file>
-
-<file path=customXml/item2.xml><?xml version="1.0" encoding="utf-8"?>
 <ct:contentTypeSchema xmlns:ct="http://schemas.microsoft.com/office/2006/metadata/contentType" xmlns:ma="http://schemas.microsoft.com/office/2006/metadata/properties/metaAttributes" ct:_="" ma:_="" ma:contentTypeName="Documento" ma:contentTypeID="0x0101006A81D6BD42E8DF4C91013959704817E1" ma:contentTypeVersion="15" ma:contentTypeDescription="Crear nuevo documento." ma:contentTypeScope="" ma:versionID="bf4f72ffd194f0963ff564daca6869f7">
   <xsd:schema xmlns:xsd="http://www.w3.org/2001/XMLSchema" xmlns:xs="http://www.w3.org/2001/XMLSchema" xmlns:p="http://schemas.microsoft.com/office/2006/metadata/properties" xmlns:ns2="13c90a0b-73bc-4dc0-be5f-28d77b615beb" xmlns:ns3="13c93bba-48ce-428c-bfe5-88b42c19b028" targetNamespace="http://schemas.microsoft.com/office/2006/metadata/properties" ma:root="true" ma:fieldsID="8718d6f4873a5b1392a45044efa78385" ns2:_="" ns3:_="">
     <xsd:import namespace="13c90a0b-73bc-4dc0-be5f-28d77b615beb"/>
@@ -18614,7 +18483,20 @@
 </ct:contentTypeSchema>
 </file>
 
+<file path=customXml/item2.xml><?xml version="1.0" encoding="utf-8"?>
+<?mso-contentType ?>
+<FormTemplates xmlns="http://schemas.microsoft.com/sharepoint/v3/contenttype/forms">
+  <Display>DocumentLibraryForm</Display>
+  <Edit>DocumentLibraryForm</Edit>
+  <New>DocumentLibraryForm</New>
+</FormTemplates>
+</file>
+
 <file path=customXml/item3.xml><?xml version="1.0" encoding="utf-8"?>
+<b:Sources xmlns:b="http://schemas.openxmlformats.org/officeDocument/2006/bibliography" xmlns="http://schemas.openxmlformats.org/officeDocument/2006/bibliography" SelectedStyle="\APASixthEditionOfficeOnline.xsl" StyleName="APA" Version="6"/>
+</file>
+
+<file path=customXml/item4.xml><?xml version="1.0" encoding="utf-8"?>
 <p:properties xmlns:p="http://schemas.microsoft.com/office/2006/metadata/properties" xmlns:xsi="http://www.w3.org/2001/XMLSchema-instance" xmlns:pc="http://schemas.microsoft.com/office/infopath/2007/PartnerControls">
   <documentManagement>
     <TaxCatchAll xmlns="13c90a0b-73bc-4dc0-be5f-28d77b615beb" xsi:nil="true"/>
@@ -18625,11 +18507,11 @@
 </p:properties>
 </file>
 
-<file path=customXml/item4.xml><?xml version="1.0" encoding="utf-8"?>
-<b:Sources xmlns:b="http://schemas.openxmlformats.org/officeDocument/2006/bibliography" xmlns="http://schemas.openxmlformats.org/officeDocument/2006/bibliography" SelectedStyle="\APASixthEditionOfficeOnline.xsl" StyleName="APA" Version="6"/>
+<file path=customXml/itemProps1.xml><?xml version="1.0" encoding="utf-8"?>
+<ds:datastoreItem xmlns:ds="http://schemas.openxmlformats.org/officeDocument/2006/customXml" ds:itemID="{9CF454FE-B868-4B8B-8AD7-4ED5060D083B}"/>
 </file>
 
-<file path=customXml/itemProps1.xml><?xml version="1.0" encoding="utf-8"?>
+<file path=customXml/itemProps2.xml><?xml version="1.0" encoding="utf-8"?>
 <ds:datastoreItem xmlns:ds="http://schemas.openxmlformats.org/officeDocument/2006/customXml" ds:itemID="{81CBDEC1-3B00-44ED-AD36-0268077980BA}">
   <ds:schemaRefs>
     <ds:schemaRef ds:uri="http://schemas.microsoft.com/sharepoint/v3/contenttype/forms"/>
@@ -18637,11 +18519,15 @@
 </ds:datastoreItem>
 </file>
 
-<file path=customXml/itemProps2.xml><?xml version="1.0" encoding="utf-8"?>
-<ds:datastoreItem xmlns:ds="http://schemas.openxmlformats.org/officeDocument/2006/customXml" ds:itemID="{78B7CF2A-55AF-460C-A5A7-A427BFD1868D}"/>
+<file path=customXml/itemProps3.xml><?xml version="1.0" encoding="utf-8"?>
+<ds:datastoreItem xmlns:ds="http://schemas.openxmlformats.org/officeDocument/2006/customXml" ds:itemID="{E8AB44A3-7C62-4BD2-82ED-8ABC209970FA}">
+  <ds:schemaRefs>
+    <ds:schemaRef ds:uri="http://schemas.openxmlformats.org/officeDocument/2006/bibliography"/>
+  </ds:schemaRefs>
+</ds:datastoreItem>
 </file>
 
-<file path=customXml/itemProps3.xml><?xml version="1.0" encoding="utf-8"?>
+<file path=customXml/itemProps4.xml><?xml version="1.0" encoding="utf-8"?>
 <ds:datastoreItem xmlns:ds="http://schemas.openxmlformats.org/officeDocument/2006/customXml" ds:itemID="{1145D752-ACC1-45E1-AB53-0C756F67FC7F}">
   <ds:schemaRefs>
     <ds:schemaRef ds:uri="http://schemas.microsoft.com/office/2006/metadata/properties"/>
@@ -18650,12 +18536,4 @@
     <ds:schemaRef ds:uri="a70d3c18-0869-45a1-9f75-4b4b8f0f32be"/>
   </ds:schemaRefs>
 </ds:datastoreItem>
-</file>
-
-<file path=customXml/itemProps4.xml><?xml version="1.0" encoding="utf-8"?>
-<ds:datastoreItem xmlns:ds="http://schemas.openxmlformats.org/officeDocument/2006/customXml" ds:itemID="{E8AB44A3-7C62-4BD2-82ED-8ABC209970FA}">
-  <ds:schemaRefs>
-    <ds:schemaRef ds:uri="http://schemas.openxmlformats.org/officeDocument/2006/bibliography"/>
-  </ds:schemaRefs>
-</ds:datastoreItem>
 </file>